--- a/lessons/1-3/downloads/1-3-notes-teacher.docx
+++ b/lessons/1-3/downloads/1-3-notes-teacher.docx
@@ -2338,7 +2338,7 @@
           <w:sz w:val="20"/>
           <w:szCs w:val="20"/>
         </w:rPr>
-        <w:t xml:space="preserve">A)  125 minutes</w:t>
+        <w:t xml:space="preserve">A)  1.25 minutes</w:t>
       </w:r>
     </w:p>
     <w:p>
@@ -2364,7 +2364,7 @@
           <w:sz w:val="20"/>
           <w:szCs w:val="20"/>
         </w:rPr>
-        <w:t xml:space="preserve">C)  1.25 minutes</w:t>
+        <w:t xml:space="preserve">C)  125 minutes</w:t>
       </w:r>
     </w:p>
     <w:p>
@@ -2445,7 +2445,7 @@
           <w:sz w:val="21"/>
           <w:szCs w:val="21"/>
         </w:rPr>
-        <w:t xml:space="preserve">A. 125 minutes</w:t>
+        <w:t xml:space="preserve">C. 125 minutes</w:t>
       </w:r>
     </w:p>
     <w:p>
@@ -2528,7 +2528,7 @@
           <w:sz w:val="20"/>
           <w:szCs w:val="20"/>
         </w:rPr>
-        <w:t xml:space="preserve">A)  10 + 2.5</w:t>
+        <w:t xml:space="preserve">A)  1 + 2.5</w:t>
       </w:r>
     </w:p>
     <w:p>
@@ -2541,7 +2541,7 @@
           <w:sz w:val="20"/>
           <w:szCs w:val="20"/>
         </w:rPr>
-        <w:t xml:space="preserve">B)  10 + 2.05</w:t>
+        <w:t xml:space="preserve">B)  10 + 2.5</w:t>
       </w:r>
     </w:p>
     <w:p>
@@ -2554,7 +2554,7 @@
           <w:sz w:val="20"/>
           <w:szCs w:val="20"/>
         </w:rPr>
-        <w:t xml:space="preserve">C)  12 + 5</w:t>
+        <w:t xml:space="preserve">C)  10 + 2.05</w:t>
       </w:r>
     </w:p>
     <w:p>
@@ -2567,7 +2567,7 @@
           <w:sz w:val="20"/>
           <w:szCs w:val="20"/>
         </w:rPr>
-        <w:t xml:space="preserve">D)  1 + 2.5</w:t>
+        <w:t xml:space="preserve">D)  12 + 5</w:t>
       </w:r>
     </w:p>
     <w:p>
@@ -3383,7 +3383,7 @@
           <w:sz w:val="20"/>
           <w:szCs w:val="20"/>
         </w:rPr>
-        <w:t xml:space="preserve">A)  625 minutes</w:t>
+        <w:t xml:space="preserve">A)  62.5 minutes</w:t>
       </w:r>
     </w:p>
     <w:p>
@@ -3396,7 +3396,7 @@
           <w:sz w:val="20"/>
           <w:szCs w:val="20"/>
         </w:rPr>
-        <w:t xml:space="preserve">B)  62.5 minutes</w:t>
+        <w:t xml:space="preserve">B)  600 minutes</w:t>
       </w:r>
     </w:p>
     <w:p>
@@ -3409,7 +3409,7 @@
           <w:sz w:val="20"/>
           <w:szCs w:val="20"/>
         </w:rPr>
-        <w:t xml:space="preserve">C)  600 minutes</w:t>
+        <w:t xml:space="preserve">C)  625 minutes</w:t>
       </w:r>
     </w:p>
     <w:p>
@@ -3539,7 +3539,7 @@
           <w:sz w:val="20"/>
           <w:szCs w:val="20"/>
         </w:rPr>
-        <w:t xml:space="preserve">C)  320,000 rides</w:t>
+        <w:t xml:space="preserve">C)  3,920 rides</w:t>
       </w:r>
     </w:p>
     <w:p>
@@ -3552,7 +3552,7 @@
           <w:sz w:val="20"/>
           <w:szCs w:val="20"/>
         </w:rPr>
-        <w:t xml:space="preserve">D)  3,920 rides</w:t>
+        <w:t xml:space="preserve">D)  320,000 rides</w:t>
       </w:r>
     </w:p>
     <w:p>
@@ -3755,7 +3755,7 @@
           <w:sz w:val="20"/>
           <w:szCs w:val="20"/>
         </w:rPr>
-        <w:t xml:space="preserve">A)  About 10.42 hours</w:t>
+        <w:t xml:space="preserve">A)  About 6.25 hours</w:t>
       </w:r>
     </w:p>
     <w:p>
@@ -3768,7 +3768,7 @@
           <w:sz w:val="20"/>
           <w:szCs w:val="20"/>
         </w:rPr>
-        <w:t xml:space="preserve">B)  About 6.25 hours</w:t>
+        <w:t xml:space="preserve">B)  About 10.42 hours</w:t>
       </w:r>
     </w:p>
     <w:p>
@@ -3781,7 +3781,7 @@
           <w:sz w:val="20"/>
           <w:szCs w:val="20"/>
         </w:rPr>
-        <w:t xml:space="preserve">C)  About 62.5 hours</w:t>
+        <w:t xml:space="preserve">C)  About 12.5 hours</w:t>
       </w:r>
     </w:p>
     <w:p>
@@ -3794,7 +3794,7 @@
           <w:sz w:val="20"/>
           <w:szCs w:val="20"/>
         </w:rPr>
-        <w:t xml:space="preserve">D)  About 12.5 hours</w:t>
+        <w:t xml:space="preserve">D)  About 62.5 hours</w:t>
       </w:r>
     </w:p>
     <w:p>
@@ -3885,7 +3885,7 @@
           <w:sz w:val="20"/>
           <w:szCs w:val="20"/>
         </w:rPr>
-        <w:t xml:space="preserve">A)  312.5 minutes</w:t>
+        <w:t xml:space="preserve">A)  31.25 minutes</w:t>
       </w:r>
     </w:p>
     <w:p>
@@ -3898,7 +3898,7 @@
           <w:sz w:val="20"/>
           <w:szCs w:val="20"/>
         </w:rPr>
-        <w:t xml:space="preserve">B)  31.25 minutes</w:t>
+        <w:t xml:space="preserve">B)  300 minutes</w:t>
       </w:r>
     </w:p>
     <w:p>
@@ -3911,7 +3911,7 @@
           <w:sz w:val="20"/>
           <w:szCs w:val="20"/>
         </w:rPr>
-        <w:t xml:space="preserve">C)  3,125 minutes</w:t>
+        <w:t xml:space="preserve">C)  312.5 minutes</w:t>
       </w:r>
     </w:p>
     <w:p>
@@ -3924,7 +3924,7 @@
           <w:sz w:val="20"/>
           <w:szCs w:val="20"/>
         </w:rPr>
-        <w:t xml:space="preserve">D)  300 minutes</w:t>
+        <w:t xml:space="preserve">D)  3,125 minutes</w:t>
       </w:r>
     </w:p>
     <w:p>
@@ -4290,7 +4290,7 @@
           <w:sz w:val="21"/>
           <w:szCs w:val="21"/>
         </w:rPr>
-        <w:t xml:space="preserve">A. 125 minutes</w:t>
+        <w:t xml:space="preserve">C. 125 minutes</w:t>
       </w:r>
     </w:p>
     <w:p>
@@ -4311,7 +4311,7 @@
           <w:sz w:val="21"/>
           <w:szCs w:val="21"/>
         </w:rPr>
-        <w:t xml:space="preserve">A. 10 + 2.5</w:t>
+        <w:t xml:space="preserve">B. 10 + 2.5</w:t>
       </w:r>
     </w:p>
     <w:p>
@@ -4413,7 +4413,7 @@
           <w:sz w:val="21"/>
           <w:szCs w:val="21"/>
         </w:rPr>
-        <w:t xml:space="preserve">A)  625 minutes</w:t>
+        <w:t xml:space="preserve">C)  625 minutes</w:t>
       </w:r>
       <w:r>
         <w:rPr>
@@ -4515,7 +4515,7 @@
           <w:sz w:val="21"/>
           <w:szCs w:val="21"/>
         </w:rPr>
-        <w:t xml:space="preserve">A)  About 10.42 hours</w:t>
+        <w:t xml:space="preserve">B)  About 10.42 hours</w:t>
       </w:r>
       <w:r>
         <w:rPr>
@@ -4546,7 +4546,7 @@
           <w:sz w:val="21"/>
           <w:szCs w:val="21"/>
         </w:rPr>
-        <w:t xml:space="preserve">A)  312.5 minutes</w:t>
+        <w:t xml:space="preserve">C)  312.5 minutes</w:t>
       </w:r>
       <w:r>
         <w:rPr>

--- a/lessons/1-3/downloads/1-3-notes-teacher.docx
+++ b/lessons/1-3/downloads/1-3-notes-teacher.docx
@@ -249,49 +249,269 @@
           <w:sz w:val="19"/>
           <w:szCs w:val="19"/>
         </w:rPr>
-        <w:t xml:space="preserve">Look at the picture, read the word, then read what it means.</w:t>
+        <w:t xml:space="preserve">Review each concept term, definition, non-example, and visual clue.</w:t>
       </w:r>
     </w:p>
     <w:tbl>
       <w:tblPr>
-        <w:tblW w:type="pct" w:w="100%"/>
+        <w:tblW w:type="dxa" w:w="9360"/>
         <w:tblBorders>
-          <w:top w:val="none" w:color="FFFFFF" w:sz="0"/>
-          <w:left w:val="none" w:color="FFFFFF" w:sz="0"/>
-          <w:bottom w:val="single" w:color="C7D2DD" w:sz="4"/>
-          <w:right w:val="none" w:color="FFFFFF" w:sz="0"/>
-          <w:insideH w:val="none" w:color="FFFFFF" w:sz="0"/>
-          <w:insideV w:val="none" w:color="FFFFFF" w:sz="0"/>
+          <w:top w:val="single" w:color="C7D2DD" w:sz="6"/>
+          <w:left w:val="single" w:color="C7D2DD" w:sz="6"/>
+          <w:bottom w:val="single" w:color="C7D2DD" w:sz="6"/>
+          <w:right w:val="single" w:color="C7D2DD" w:sz="6"/>
+          <w:insideH w:val="single" w:color="C7D2DD" w:sz="6"/>
+          <w:insideV w:val="single" w:color="C7D2DD" w:sz="6"/>
         </w:tblBorders>
       </w:tblPr>
       <w:tblGrid>
         <w:gridCol w:w="1800"/>
-        <w:gridCol w:w="7560"/>
+        <w:gridCol w:w="3160"/>
+        <w:gridCol w:w="2200"/>
+        <w:gridCol w:w="2200"/>
       </w:tblGrid>
       <w:tr>
         <w:trPr>
           <w:cantSplit/>
+          <w:tblHeader/>
         </w:trPr>
         <w:tc>
           <w:tcPr>
             <w:tcW w:type="dxa" w:w="1800"/>
-            <w:tcMar>
-              <w:top w:type="dxa" w:w="100"/>
-              <w:left w:type="dxa" w:w="40"/>
-              <w:bottom w:type="dxa" w:w="100"/>
-              <w:right w:type="dxa" w:w="120"/>
-            </w:tcMar>
-            <w:vAlign w:val="center"/>
+            <w:shd w:fill="EEF4F8" w:color="auto" w:val="clear"/>
+            <w:tcMar>
+              <w:top w:type="dxa" w:w="80"/>
+              <w:left w:type="dxa" w:w="100"/>
+              <w:bottom w:type="dxa" w:w="80"/>
+              <w:right w:type="dxa" w:w="100"/>
+            </w:tcMar>
           </w:tcPr>
           <w:p>
             <w:pPr>
               <w:spacing w:after="0"/>
+            </w:pPr>
+            <w:r>
+              <w:rPr>
+                <w:b/>
+                <w:bCs/>
+                <w:color w:val="12355B"/>
+                <w:sz w:val="19"/>
+                <w:szCs w:val="19"/>
+              </w:rPr>
+              <w:t xml:space="preserve">Concept Term</w:t>
+            </w:r>
+          </w:p>
+        </w:tc>
+        <w:tc>
+          <w:tcPr>
+            <w:tcW w:type="dxa" w:w="3160"/>
+            <w:shd w:fill="EEF4F8" w:color="auto" w:val="clear"/>
+            <w:tcMar>
+              <w:top w:type="dxa" w:w="80"/>
+              <w:left w:type="dxa" w:w="100"/>
+              <w:bottom w:type="dxa" w:w="80"/>
+              <w:right w:type="dxa" w:w="100"/>
+            </w:tcMar>
+          </w:tcPr>
+          <w:p>
+            <w:pPr>
+              <w:spacing w:after="0"/>
+            </w:pPr>
+            <w:r>
+              <w:rPr>
+                <w:b/>
+                <w:bCs/>
+                <w:color w:val="12355B"/>
+                <w:sz w:val="19"/>
+                <w:szCs w:val="19"/>
+              </w:rPr>
+              <w:t xml:space="preserve">Student-Friendly Definition</w:t>
+            </w:r>
+          </w:p>
+        </w:tc>
+        <w:tc>
+          <w:tcPr>
+            <w:tcW w:type="dxa" w:w="2200"/>
+            <w:shd w:fill="EEF4F8" w:color="auto" w:val="clear"/>
+            <w:tcMar>
+              <w:top w:type="dxa" w:w="80"/>
+              <w:left w:type="dxa" w:w="100"/>
+              <w:bottom w:type="dxa" w:w="80"/>
+              <w:right w:type="dxa" w:w="100"/>
+            </w:tcMar>
+          </w:tcPr>
+          <w:p>
+            <w:pPr>
+              <w:spacing w:after="0"/>
+            </w:pPr>
+            <w:r>
+              <w:rPr>
+                <w:b/>
+                <w:bCs/>
+                <w:color w:val="12355B"/>
+                <w:sz w:val="19"/>
+                <w:szCs w:val="19"/>
+              </w:rPr>
+              <w:t xml:space="preserve">Non-Example</w:t>
+            </w:r>
+          </w:p>
+        </w:tc>
+        <w:tc>
+          <w:tcPr>
+            <w:tcW w:type="dxa" w:w="2200"/>
+            <w:shd w:fill="EEF4F8" w:color="auto" w:val="clear"/>
+            <w:tcMar>
+              <w:top w:type="dxa" w:w="80"/>
+              <w:left w:type="dxa" w:w="100"/>
+              <w:bottom w:type="dxa" w:w="80"/>
+              <w:right w:type="dxa" w:w="100"/>
+            </w:tcMar>
+          </w:tcPr>
+          <w:p>
+            <w:pPr>
+              <w:spacing w:after="0"/>
+            </w:pPr>
+            <w:r>
+              <w:rPr>
+                <w:b/>
+                <w:bCs/>
+                <w:color w:val="12355B"/>
+                <w:sz w:val="19"/>
+                <w:szCs w:val="19"/>
+              </w:rPr>
+              <w:t xml:space="preserve">Visual Clue</w:t>
+            </w:r>
+          </w:p>
+        </w:tc>
+      </w:tr>
+      <w:tr>
+        <w:trPr>
+          <w:cantSplit/>
+        </w:trPr>
+        <w:tc>
+          <w:tcPr>
+            <w:tcW w:type="dxa" w:w="1800"/>
+            <w:tcMar>
+              <w:top w:type="dxa" w:w="80"/>
+              <w:left w:type="dxa" w:w="100"/>
+              <w:bottom w:type="dxa" w:w="80"/>
+              <w:right w:type="dxa" w:w="100"/>
+            </w:tcMar>
+            <w:vAlign w:val="top"/>
+          </w:tcPr>
+          <w:p>
+            <w:pPr>
+              <w:spacing w:after="30"/>
+            </w:pPr>
+            <w:r>
+              <w:rPr>
+                <w:b/>
+                <w:bCs/>
+                <w:color w:val="12355B"/>
+                <w:sz w:val="21"/>
+                <w:szCs w:val="21"/>
+              </w:rPr>
+              <w:t xml:space="preserve">representation</w:t>
+            </w:r>
+          </w:p>
+          <w:p>
+            <w:pPr>
+              <w:spacing w:after="0"/>
+            </w:pPr>
+            <w:r>
+              <w:rPr>
+                <w:i/>
+                <w:iCs/>
+                <w:color w:val="5F6F80"/>
+                <w:sz w:val="18"/>
+                <w:szCs w:val="18"/>
+              </w:rPr>
+              <w:t xml:space="preserve">representación</w:t>
+            </w:r>
+          </w:p>
+        </w:tc>
+        <w:tc>
+          <w:tcPr>
+            <w:tcW w:type="dxa" w:w="3160"/>
+            <w:tcMar>
+              <w:top w:type="dxa" w:w="80"/>
+              <w:left w:type="dxa" w:w="100"/>
+              <w:bottom w:type="dxa" w:w="80"/>
+              <w:right w:type="dxa" w:w="100"/>
+            </w:tcMar>
+            <w:vAlign w:val="top"/>
+          </w:tcPr>
+          <w:p>
+            <w:pPr>
+              <w:spacing w:after="0"/>
+            </w:pPr>
+            <w:r>
+              <w:rPr>
+                <w:sz w:val="20"/>
+                <w:szCs w:val="20"/>
+              </w:rPr>
+              <w:t xml:space="preserve">A picture, diagram, table, or equation that shows the mathematics in a situation.</w:t>
+            </w:r>
+          </w:p>
+        </w:tc>
+        <w:tc>
+          <w:tcPr>
+            <w:tcW w:type="dxa" w:w="2200"/>
+            <w:tcMar>
+              <w:top w:type="dxa" w:w="80"/>
+              <w:left w:type="dxa" w:w="100"/>
+              <w:bottom w:type="dxa" w:w="80"/>
+              <w:right w:type="dxa" w:w="100"/>
+            </w:tcMar>
+            <w:vAlign w:val="top"/>
+          </w:tcPr>
+          <w:p>
+            <w:pPr>
+              <w:spacing w:after="40"/>
+            </w:pPr>
+            <w:r>
+              <w:rPr>
+                <w:i/>
+                <w:iCs/>
+                <w:color w:val="5F6F80"/>
+                <w:sz w:val="19"/>
+                <w:szCs w:val="19"/>
+              </w:rPr>
+              <w:t xml:space="preserve">Not representation: write a counter-example that breaks the definition.</w:t>
+            </w:r>
+          </w:p>
+          <w:p>
+            <w:pPr>
+              <w:pBdr>
+                <w:bottom w:val="single" w:color="AFBECC" w:sz="6"/>
+              </w:pBdr>
+              <w:spacing w:after="30" w:before="150"/>
+            </w:pPr>
+            <w:r>
+              <w:t xml:space="preserve"/>
+            </w:r>
+          </w:p>
+        </w:tc>
+        <w:tc>
+          <w:tcPr>
+            <w:tcW w:type="dxa" w:w="2200"/>
+            <w:tcMar>
+              <w:top w:type="dxa" w:w="80"/>
+              <w:left w:type="dxa" w:w="100"/>
+              <w:bottom w:type="dxa" w:w="80"/>
+              <w:right w:type="dxa" w:w="100"/>
+            </w:tcMar>
+            <w:vAlign w:val="top"/>
+          </w:tcPr>
+          <w:p>
+            <w:pPr>
+              <w:spacing w:after="40"/>
               <w:jc w:val="center"/>
             </w:pPr>
             <w:r>
               <w:drawing>
                 <wp:inline distT="0" distB="0" distL="0" distR="0">
-                  <wp:extent cx="1047750" cy="790575"/>
+                  <wp:extent cx="876300" cy="657225"/>
                   <wp:effectExtent t="0" r="0" b="0" l="0"/>
                   <wp:docPr id="1" name="" descr="" title=""/>
                   <wp:cNvGraphicFramePr>
@@ -316,7 +536,7 @@
                         <pic:spPr bwMode="auto">
                           <a:xfrm>
                             <a:off x="0" y="0"/>
-                            <a:ext cx="1047750" cy="790575"/>
+                            <a:ext cx="876300" cy="657225"/>
                           </a:xfrm>
                           <a:prstGeom prst="rect">
                             <a:avLst/>
@@ -329,69 +549,10 @@
               </w:drawing>
             </w:r>
           </w:p>
-        </w:tc>
-        <w:tc>
-          <w:tcPr>
-            <w:tcW w:type="dxa" w:w="7560"/>
-            <w:tcMar>
-              <w:top w:type="dxa" w:w="100"/>
-              <w:left w:type="dxa" w:w="40"/>
-              <w:bottom w:type="dxa" w:w="100"/>
-              <w:right w:type="dxa" w:w="40"/>
-            </w:tcMar>
-            <w:vAlign w:val="center"/>
-          </w:tcPr>
-          <w:p>
-            <w:pPr>
-              <w:spacing w:after="50"/>
-            </w:pPr>
-            <w:r>
-              <w:rPr>
-                <w:b/>
-                <w:bCs/>
-                <w:color w:val="12355B"/>
-                <w:sz w:val="24"/>
-                <w:szCs w:val="24"/>
-              </w:rPr>
-              <w:t xml:space="preserve">representation</w:t>
-            </w:r>
-            <w:r>
-              <w:rPr>
-                <w:i/>
-                <w:iCs/>
-                <w:color w:val="5F6F80"/>
-                <w:sz w:val="19"/>
-                <w:szCs w:val="19"/>
-              </w:rPr>
-              <w:t xml:space="preserve">   representación</w:t>
-            </w:r>
-          </w:p>
-          <w:p>
-            <w:pPr>
-              <w:spacing w:after="40"/>
-            </w:pPr>
-            <w:r>
-              <w:rPr>
-                <w:sz w:val="21"/>
-                <w:szCs w:val="21"/>
-              </w:rPr>
-              <w:t xml:space="preserve">A picture, diagram, table, or equation that shows the mathematics in a situation.</w:t>
-            </w:r>
-          </w:p>
           <w:p>
             <w:pPr>
               <w:spacing w:after="0"/>
             </w:pPr>
-            <w:r>
-              <w:rPr>
-                <w:b/>
-                <w:bCs/>
-                <w:color w:val="1FA6A2"/>
-                <w:sz w:val="18"/>
-                <w:szCs w:val="18"/>
-              </w:rPr>
-              <w:t xml:space="preserve">Example:  </w:t>
-            </w:r>
             <w:r>
               <w:rPr>
                 <w:i/>
@@ -405,23 +566,6 @@
           </w:p>
         </w:tc>
       </w:tr>
-    </w:tbl>
-    <w:tbl>
-      <w:tblPr>
-        <w:tblW w:type="pct" w:w="100%"/>
-        <w:tblBorders>
-          <w:top w:val="none" w:color="FFFFFF" w:sz="0"/>
-          <w:left w:val="none" w:color="FFFFFF" w:sz="0"/>
-          <w:bottom w:val="single" w:color="C7D2DD" w:sz="4"/>
-          <w:right w:val="none" w:color="FFFFFF" w:sz="0"/>
-          <w:insideH w:val="none" w:color="FFFFFF" w:sz="0"/>
-          <w:insideV w:val="none" w:color="FFFFFF" w:sz="0"/>
-        </w:tblBorders>
-      </w:tblPr>
-      <w:tblGrid>
-        <w:gridCol w:w="1800"/>
-        <w:gridCol w:w="7560"/>
-      </w:tblGrid>
       <w:tr>
         <w:trPr>
           <w:cantSplit/>
@@ -430,22 +574,126 @@
           <w:tcPr>
             <w:tcW w:type="dxa" w:w="1800"/>
             <w:tcMar>
-              <w:top w:type="dxa" w:w="100"/>
-              <w:left w:type="dxa" w:w="40"/>
-              <w:bottom w:type="dxa" w:w="100"/>
-              <w:right w:type="dxa" w:w="120"/>
-            </w:tcMar>
-            <w:vAlign w:val="center"/>
-          </w:tcPr>
+              <w:top w:type="dxa" w:w="80"/>
+              <w:left w:type="dxa" w:w="100"/>
+              <w:bottom w:type="dxa" w:w="80"/>
+              <w:right w:type="dxa" w:w="100"/>
+            </w:tcMar>
+            <w:vAlign w:val="top"/>
+          </w:tcPr>
+          <w:p>
+            <w:pPr>
+              <w:spacing w:after="30"/>
+            </w:pPr>
+            <w:r>
+              <w:rPr>
+                <w:b/>
+                <w:bCs/>
+                <w:color w:val="12355B"/>
+                <w:sz w:val="21"/>
+                <w:szCs w:val="21"/>
+              </w:rPr>
+              <w:t xml:space="preserve">tape diagram</w:t>
+            </w:r>
+          </w:p>
           <w:p>
             <w:pPr>
               <w:spacing w:after="0"/>
+            </w:pPr>
+            <w:r>
+              <w:rPr>
+                <w:i/>
+                <w:iCs/>
+                <w:color w:val="5F6F80"/>
+                <w:sz w:val="18"/>
+                <w:szCs w:val="18"/>
+              </w:rPr>
+              <w:t xml:space="preserve">diagrama de cintas</w:t>
+            </w:r>
+          </w:p>
+        </w:tc>
+        <w:tc>
+          <w:tcPr>
+            <w:tcW w:type="dxa" w:w="3160"/>
+            <w:tcMar>
+              <w:top w:type="dxa" w:w="80"/>
+              <w:left w:type="dxa" w:w="100"/>
+              <w:bottom w:type="dxa" w:w="80"/>
+              <w:right w:type="dxa" w:w="100"/>
+            </w:tcMar>
+            <w:vAlign w:val="top"/>
+          </w:tcPr>
+          <w:p>
+            <w:pPr>
+              <w:spacing w:after="0"/>
+            </w:pPr>
+            <w:r>
+              <w:rPr>
+                <w:sz w:val="20"/>
+                <w:szCs w:val="20"/>
+              </w:rPr>
+              <w:t xml:space="preserve">A rectangle cut into equal parts that helps you visualize how a total breaks apart.</w:t>
+            </w:r>
+          </w:p>
+        </w:tc>
+        <w:tc>
+          <w:tcPr>
+            <w:tcW w:type="dxa" w:w="2200"/>
+            <w:tcMar>
+              <w:top w:type="dxa" w:w="80"/>
+              <w:left w:type="dxa" w:w="100"/>
+              <w:bottom w:type="dxa" w:w="80"/>
+              <w:right w:type="dxa" w:w="100"/>
+            </w:tcMar>
+            <w:vAlign w:val="top"/>
+          </w:tcPr>
+          <w:p>
+            <w:pPr>
+              <w:spacing w:after="40"/>
+            </w:pPr>
+            <w:r>
+              <w:rPr>
+                <w:i/>
+                <w:iCs/>
+                <w:color w:val="5F6F80"/>
+                <w:sz w:val="19"/>
+                <w:szCs w:val="19"/>
+              </w:rPr>
+              <w:t xml:space="preserve">Not tape diagram: write a counter-example that breaks the definition.</w:t>
+            </w:r>
+          </w:p>
+          <w:p>
+            <w:pPr>
+              <w:pBdr>
+                <w:bottom w:val="single" w:color="AFBECC" w:sz="6"/>
+              </w:pBdr>
+              <w:spacing w:after="30" w:before="150"/>
+            </w:pPr>
+            <w:r>
+              <w:t xml:space="preserve"/>
+            </w:r>
+          </w:p>
+        </w:tc>
+        <w:tc>
+          <w:tcPr>
+            <w:tcW w:type="dxa" w:w="2200"/>
+            <w:tcMar>
+              <w:top w:type="dxa" w:w="80"/>
+              <w:left w:type="dxa" w:w="100"/>
+              <w:bottom w:type="dxa" w:w="80"/>
+              <w:right w:type="dxa" w:w="100"/>
+            </w:tcMar>
+            <w:vAlign w:val="top"/>
+          </w:tcPr>
+          <w:p>
+            <w:pPr>
+              <w:spacing w:after="40"/>
               <w:jc w:val="center"/>
             </w:pPr>
             <w:r>
               <w:drawing>
                 <wp:inline distT="0" distB="0" distL="0" distR="0">
-                  <wp:extent cx="1047750" cy="790575"/>
+                  <wp:extent cx="876300" cy="657225"/>
                   <wp:effectExtent t="0" r="0" b="0" l="0"/>
                   <wp:docPr id="1" name="" descr="" title=""/>
                   <wp:cNvGraphicFramePr>
@@ -470,7 +718,7 @@
                         <pic:spPr bwMode="auto">
                           <a:xfrm>
                             <a:off x="0" y="0"/>
-                            <a:ext cx="1047750" cy="790575"/>
+                            <a:ext cx="876300" cy="657225"/>
                           </a:xfrm>
                           <a:prstGeom prst="rect">
                             <a:avLst/>
@@ -483,69 +731,10 @@
               </w:drawing>
             </w:r>
           </w:p>
-        </w:tc>
-        <w:tc>
-          <w:tcPr>
-            <w:tcW w:type="dxa" w:w="7560"/>
-            <w:tcMar>
-              <w:top w:type="dxa" w:w="100"/>
-              <w:left w:type="dxa" w:w="40"/>
-              <w:bottom w:type="dxa" w:w="100"/>
-              <w:right w:type="dxa" w:w="40"/>
-            </w:tcMar>
-            <w:vAlign w:val="center"/>
-          </w:tcPr>
-          <w:p>
-            <w:pPr>
-              <w:spacing w:after="50"/>
-            </w:pPr>
-            <w:r>
-              <w:rPr>
-                <w:b/>
-                <w:bCs/>
-                <w:color w:val="12355B"/>
-                <w:sz w:val="24"/>
-                <w:szCs w:val="24"/>
-              </w:rPr>
-              <w:t xml:space="preserve">tape diagram</w:t>
-            </w:r>
-            <w:r>
-              <w:rPr>
-                <w:i/>
-                <w:iCs/>
-                <w:color w:val="5F6F80"/>
-                <w:sz w:val="19"/>
-                <w:szCs w:val="19"/>
-              </w:rPr>
-              <w:t xml:space="preserve">   diagrama de cintas</w:t>
-            </w:r>
-          </w:p>
-          <w:p>
-            <w:pPr>
-              <w:spacing w:after="40"/>
-            </w:pPr>
-            <w:r>
-              <w:rPr>
-                <w:sz w:val="21"/>
-                <w:szCs w:val="21"/>
-              </w:rPr>
-              <w:t xml:space="preserve">A rectangle cut into equal parts that helps you visualize how a total breaks apart.</w:t>
-            </w:r>
-          </w:p>
           <w:p>
             <w:pPr>
               <w:spacing w:after="0"/>
             </w:pPr>
-            <w:r>
-              <w:rPr>
-                <w:b/>
-                <w:bCs/>
-                <w:color w:val="1FA6A2"/>
-                <w:sz w:val="18"/>
-                <w:szCs w:val="18"/>
-              </w:rPr>
-              <w:t xml:space="preserve">Example:  </w:t>
-            </w:r>
             <w:r>
               <w:rPr>
                 <w:i/>
@@ -559,23 +748,6 @@
           </w:p>
         </w:tc>
       </w:tr>
-    </w:tbl>
-    <w:tbl>
-      <w:tblPr>
-        <w:tblW w:type="pct" w:w="100%"/>
-        <w:tblBorders>
-          <w:top w:val="none" w:color="FFFFFF" w:sz="0"/>
-          <w:left w:val="none" w:color="FFFFFF" w:sz="0"/>
-          <w:bottom w:val="single" w:color="C7D2DD" w:sz="4"/>
-          <w:right w:val="none" w:color="FFFFFF" w:sz="0"/>
-          <w:insideH w:val="none" w:color="FFFFFF" w:sz="0"/>
-          <w:insideV w:val="none" w:color="FFFFFF" w:sz="0"/>
-        </w:tblBorders>
-      </w:tblPr>
-      <w:tblGrid>
-        <w:gridCol w:w="1800"/>
-        <w:gridCol w:w="7560"/>
-      </w:tblGrid>
       <w:tr>
         <w:trPr>
           <w:cantSplit/>
@@ -584,22 +756,126 @@
           <w:tcPr>
             <w:tcW w:type="dxa" w:w="1800"/>
             <w:tcMar>
-              <w:top w:type="dxa" w:w="100"/>
-              <w:left w:type="dxa" w:w="40"/>
-              <w:bottom w:type="dxa" w:w="100"/>
-              <w:right w:type="dxa" w:w="120"/>
-            </w:tcMar>
-            <w:vAlign w:val="center"/>
-          </w:tcPr>
+              <w:top w:type="dxa" w:w="80"/>
+              <w:left w:type="dxa" w:w="100"/>
+              <w:bottom w:type="dxa" w:w="80"/>
+              <w:right w:type="dxa" w:w="100"/>
+            </w:tcMar>
+            <w:vAlign w:val="top"/>
+          </w:tcPr>
+          <w:p>
+            <w:pPr>
+              <w:spacing w:after="30"/>
+            </w:pPr>
+            <w:r>
+              <w:rPr>
+                <w:b/>
+                <w:bCs/>
+                <w:color w:val="12355B"/>
+                <w:sz w:val="21"/>
+                <w:szCs w:val="21"/>
+              </w:rPr>
+              <w:t xml:space="preserve">tool</w:t>
+            </w:r>
+          </w:p>
           <w:p>
             <w:pPr>
               <w:spacing w:after="0"/>
+            </w:pPr>
+            <w:r>
+              <w:rPr>
+                <w:i/>
+                <w:iCs/>
+                <w:color w:val="5F6F80"/>
+                <w:sz w:val="18"/>
+                <w:szCs w:val="18"/>
+              </w:rPr>
+              <w:t xml:space="preserve">herramienta</w:t>
+            </w:r>
+          </w:p>
+        </w:tc>
+        <w:tc>
+          <w:tcPr>
+            <w:tcW w:type="dxa" w:w="3160"/>
+            <w:tcMar>
+              <w:top w:type="dxa" w:w="80"/>
+              <w:left w:type="dxa" w:w="100"/>
+              <w:bottom w:type="dxa" w:w="80"/>
+              <w:right w:type="dxa" w:w="100"/>
+            </w:tcMar>
+            <w:vAlign w:val="top"/>
+          </w:tcPr>
+          <w:p>
+            <w:pPr>
+              <w:spacing w:after="0"/>
+            </w:pPr>
+            <w:r>
+              <w:rPr>
+                <w:sz w:val="20"/>
+                <w:szCs w:val="20"/>
+              </w:rPr>
+              <w:t xml:space="preserve">Anything you choose to help you see relationships and solve a problem — a table, a diagram, a graph.</w:t>
+            </w:r>
+          </w:p>
+        </w:tc>
+        <w:tc>
+          <w:tcPr>
+            <w:tcW w:type="dxa" w:w="2200"/>
+            <w:tcMar>
+              <w:top w:type="dxa" w:w="80"/>
+              <w:left w:type="dxa" w:w="100"/>
+              <w:bottom w:type="dxa" w:w="80"/>
+              <w:right w:type="dxa" w:w="100"/>
+            </w:tcMar>
+            <w:vAlign w:val="top"/>
+          </w:tcPr>
+          <w:p>
+            <w:pPr>
+              <w:spacing w:after="40"/>
+            </w:pPr>
+            <w:r>
+              <w:rPr>
+                <w:i/>
+                <w:iCs/>
+                <w:color w:val="5F6F80"/>
+                <w:sz w:val="19"/>
+                <w:szCs w:val="19"/>
+              </w:rPr>
+              <w:t xml:space="preserve">Not tool: write a counter-example that breaks the definition.</w:t>
+            </w:r>
+          </w:p>
+          <w:p>
+            <w:pPr>
+              <w:pBdr>
+                <w:bottom w:val="single" w:color="AFBECC" w:sz="6"/>
+              </w:pBdr>
+              <w:spacing w:after="30" w:before="150"/>
+            </w:pPr>
+            <w:r>
+              <w:t xml:space="preserve"/>
+            </w:r>
+          </w:p>
+        </w:tc>
+        <w:tc>
+          <w:tcPr>
+            <w:tcW w:type="dxa" w:w="2200"/>
+            <w:tcMar>
+              <w:top w:type="dxa" w:w="80"/>
+              <w:left w:type="dxa" w:w="100"/>
+              <w:bottom w:type="dxa" w:w="80"/>
+              <w:right w:type="dxa" w:w="100"/>
+            </w:tcMar>
+            <w:vAlign w:val="top"/>
+          </w:tcPr>
+          <w:p>
+            <w:pPr>
+              <w:spacing w:after="40"/>
               <w:jc w:val="center"/>
             </w:pPr>
             <w:r>
               <w:drawing>
                 <wp:inline distT="0" distB="0" distL="0" distR="0">
-                  <wp:extent cx="1047750" cy="790575"/>
+                  <wp:extent cx="876300" cy="657225"/>
                   <wp:effectExtent t="0" r="0" b="0" l="0"/>
                   <wp:docPr id="1" name="" descr="" title=""/>
                   <wp:cNvGraphicFramePr>
@@ -624,7 +900,7 @@
                         <pic:spPr bwMode="auto">
                           <a:xfrm>
                             <a:off x="0" y="0"/>
-                            <a:ext cx="1047750" cy="790575"/>
+                            <a:ext cx="876300" cy="657225"/>
                           </a:xfrm>
                           <a:prstGeom prst="rect">
                             <a:avLst/>
@@ -637,69 +913,10 @@
               </w:drawing>
             </w:r>
           </w:p>
-        </w:tc>
-        <w:tc>
-          <w:tcPr>
-            <w:tcW w:type="dxa" w:w="7560"/>
-            <w:tcMar>
-              <w:top w:type="dxa" w:w="100"/>
-              <w:left w:type="dxa" w:w="40"/>
-              <w:bottom w:type="dxa" w:w="100"/>
-              <w:right w:type="dxa" w:w="40"/>
-            </w:tcMar>
-            <w:vAlign w:val="center"/>
-          </w:tcPr>
-          <w:p>
-            <w:pPr>
-              <w:spacing w:after="50"/>
-            </w:pPr>
-            <w:r>
-              <w:rPr>
-                <w:b/>
-                <w:bCs/>
-                <w:color w:val="12355B"/>
-                <w:sz w:val="24"/>
-                <w:szCs w:val="24"/>
-              </w:rPr>
-              <w:t xml:space="preserve">tool</w:t>
-            </w:r>
-            <w:r>
-              <w:rPr>
-                <w:i/>
-                <w:iCs/>
-                <w:color w:val="5F6F80"/>
-                <w:sz w:val="19"/>
-                <w:szCs w:val="19"/>
-              </w:rPr>
-              <w:t xml:space="preserve">   herramienta</w:t>
-            </w:r>
-          </w:p>
-          <w:p>
-            <w:pPr>
-              <w:spacing w:after="40"/>
-            </w:pPr>
-            <w:r>
-              <w:rPr>
-                <w:sz w:val="21"/>
-                <w:szCs w:val="21"/>
-              </w:rPr>
-              <w:t xml:space="preserve">Anything you choose to help you see relationships and solve a problem — a table, a diagram, a graph.</w:t>
-            </w:r>
-          </w:p>
           <w:p>
             <w:pPr>
               <w:spacing w:after="0"/>
             </w:pPr>
-            <w:r>
-              <w:rPr>
-                <w:b/>
-                <w:bCs/>
-                <w:color w:val="1FA6A2"/>
-                <w:sz w:val="18"/>
-                <w:szCs w:val="18"/>
-              </w:rPr>
-              <w:t xml:space="preserve">Example:  </w:t>
-            </w:r>
             <w:r>
               <w:rPr>
                 <w:i/>
@@ -713,23 +930,6 @@
           </w:p>
         </w:tc>
       </w:tr>
-    </w:tbl>
-    <w:tbl>
-      <w:tblPr>
-        <w:tblW w:type="pct" w:w="100%"/>
-        <w:tblBorders>
-          <w:top w:val="none" w:color="FFFFFF" w:sz="0"/>
-          <w:left w:val="none" w:color="FFFFFF" w:sz="0"/>
-          <w:bottom w:val="single" w:color="C7D2DD" w:sz="4"/>
-          <w:right w:val="none" w:color="FFFFFF" w:sz="0"/>
-          <w:insideH w:val="none" w:color="FFFFFF" w:sz="0"/>
-          <w:insideV w:val="none" w:color="FFFFFF" w:sz="0"/>
-        </w:tblBorders>
-      </w:tblPr>
-      <w:tblGrid>
-        <w:gridCol w:w="1800"/>
-        <w:gridCol w:w="7560"/>
-      </w:tblGrid>
       <w:tr>
         <w:trPr>
           <w:cantSplit/>
@@ -738,22 +938,126 @@
           <w:tcPr>
             <w:tcW w:type="dxa" w:w="1800"/>
             <w:tcMar>
-              <w:top w:type="dxa" w:w="100"/>
-              <w:left w:type="dxa" w:w="40"/>
-              <w:bottom w:type="dxa" w:w="100"/>
-              <w:right w:type="dxa" w:w="120"/>
-            </w:tcMar>
-            <w:vAlign w:val="center"/>
-          </w:tcPr>
+              <w:top w:type="dxa" w:w="80"/>
+              <w:left w:type="dxa" w:w="100"/>
+              <w:bottom w:type="dxa" w:w="80"/>
+              <w:right w:type="dxa" w:w="100"/>
+            </w:tcMar>
+            <w:vAlign w:val="top"/>
+          </w:tcPr>
+          <w:p>
+            <w:pPr>
+              <w:spacing w:after="30"/>
+            </w:pPr>
+            <w:r>
+              <w:rPr>
+                <w:b/>
+                <w:bCs/>
+                <w:color w:val="12355B"/>
+                <w:sz w:val="21"/>
+                <w:szCs w:val="21"/>
+              </w:rPr>
+              <w:t xml:space="preserve">ordered pair</w:t>
+            </w:r>
+          </w:p>
           <w:p>
             <w:pPr>
               <w:spacing w:after="0"/>
+            </w:pPr>
+            <w:r>
+              <w:rPr>
+                <w:i/>
+                <w:iCs/>
+                <w:color w:val="5F6F80"/>
+                <w:sz w:val="18"/>
+                <w:szCs w:val="18"/>
+              </w:rPr>
+              <w:t xml:space="preserve">par ordenado</w:t>
+            </w:r>
+          </w:p>
+        </w:tc>
+        <w:tc>
+          <w:tcPr>
+            <w:tcW w:type="dxa" w:w="3160"/>
+            <w:tcMar>
+              <w:top w:type="dxa" w:w="80"/>
+              <w:left w:type="dxa" w:w="100"/>
+              <w:bottom w:type="dxa" w:w="80"/>
+              <w:right w:type="dxa" w:w="100"/>
+            </w:tcMar>
+            <w:vAlign w:val="top"/>
+          </w:tcPr>
+          <w:p>
+            <w:pPr>
+              <w:spacing w:after="0"/>
+            </w:pPr>
+            <w:r>
+              <w:rPr>
+                <w:sz w:val="20"/>
+                <w:szCs w:val="20"/>
+              </w:rPr>
+              <w:t xml:space="preserve">Two numbers that go together, like a time and a number of trips, that you can plot as a point.</w:t>
+            </w:r>
+          </w:p>
+        </w:tc>
+        <w:tc>
+          <w:tcPr>
+            <w:tcW w:type="dxa" w:w="2200"/>
+            <w:tcMar>
+              <w:top w:type="dxa" w:w="80"/>
+              <w:left w:type="dxa" w:w="100"/>
+              <w:bottom w:type="dxa" w:w="80"/>
+              <w:right w:type="dxa" w:w="100"/>
+            </w:tcMar>
+            <w:vAlign w:val="top"/>
+          </w:tcPr>
+          <w:p>
+            <w:pPr>
+              <w:spacing w:after="40"/>
+            </w:pPr>
+            <w:r>
+              <w:rPr>
+                <w:i/>
+                <w:iCs/>
+                <w:color w:val="5F6F80"/>
+                <w:sz w:val="19"/>
+                <w:szCs w:val="19"/>
+              </w:rPr>
+              <w:t xml:space="preserve">Not ordered pair: write a counter-example that breaks the definition.</w:t>
+            </w:r>
+          </w:p>
+          <w:p>
+            <w:pPr>
+              <w:pBdr>
+                <w:bottom w:val="single" w:color="AFBECC" w:sz="6"/>
+              </w:pBdr>
+              <w:spacing w:after="30" w:before="150"/>
+            </w:pPr>
+            <w:r>
+              <w:t xml:space="preserve"/>
+            </w:r>
+          </w:p>
+        </w:tc>
+        <w:tc>
+          <w:tcPr>
+            <w:tcW w:type="dxa" w:w="2200"/>
+            <w:tcMar>
+              <w:top w:type="dxa" w:w="80"/>
+              <w:left w:type="dxa" w:w="100"/>
+              <w:bottom w:type="dxa" w:w="80"/>
+              <w:right w:type="dxa" w:w="100"/>
+            </w:tcMar>
+            <w:vAlign w:val="top"/>
+          </w:tcPr>
+          <w:p>
+            <w:pPr>
+              <w:spacing w:after="40"/>
               <w:jc w:val="center"/>
             </w:pPr>
             <w:r>
               <w:drawing>
                 <wp:inline distT="0" distB="0" distL="0" distR="0">
-                  <wp:extent cx="1047750" cy="790575"/>
+                  <wp:extent cx="876300" cy="657225"/>
                   <wp:effectExtent t="0" r="0" b="0" l="0"/>
                   <wp:docPr id="1" name="" descr="" title=""/>
                   <wp:cNvGraphicFramePr>
@@ -778,7 +1082,7 @@
                         <pic:spPr bwMode="auto">
                           <a:xfrm>
                             <a:off x="0" y="0"/>
-                            <a:ext cx="1047750" cy="790575"/>
+                            <a:ext cx="876300" cy="657225"/>
                           </a:xfrm>
                           <a:prstGeom prst="rect">
                             <a:avLst/>
@@ -791,69 +1095,10 @@
               </w:drawing>
             </w:r>
           </w:p>
-        </w:tc>
-        <w:tc>
-          <w:tcPr>
-            <w:tcW w:type="dxa" w:w="7560"/>
-            <w:tcMar>
-              <w:top w:type="dxa" w:w="100"/>
-              <w:left w:type="dxa" w:w="40"/>
-              <w:bottom w:type="dxa" w:w="100"/>
-              <w:right w:type="dxa" w:w="40"/>
-            </w:tcMar>
-            <w:vAlign w:val="center"/>
-          </w:tcPr>
-          <w:p>
-            <w:pPr>
-              <w:spacing w:after="50"/>
-            </w:pPr>
-            <w:r>
-              <w:rPr>
-                <w:b/>
-                <w:bCs/>
-                <w:color w:val="12355B"/>
-                <w:sz w:val="24"/>
-                <w:szCs w:val="24"/>
-              </w:rPr>
-              <w:t xml:space="preserve">ordered pair</w:t>
-            </w:r>
-            <w:r>
-              <w:rPr>
-                <w:i/>
-                <w:iCs/>
-                <w:color w:val="5F6F80"/>
-                <w:sz w:val="19"/>
-                <w:szCs w:val="19"/>
-              </w:rPr>
-              <w:t xml:space="preserve">   par ordenado</w:t>
-            </w:r>
-          </w:p>
-          <w:p>
-            <w:pPr>
-              <w:spacing w:after="40"/>
-            </w:pPr>
-            <w:r>
-              <w:rPr>
-                <w:sz w:val="21"/>
-                <w:szCs w:val="21"/>
-              </w:rPr>
-              <w:t xml:space="preserve">Two numbers that go together, like a time and a number of trips, that you can plot as a point.</w:t>
-            </w:r>
-          </w:p>
           <w:p>
             <w:pPr>
               <w:spacing w:after="0"/>
             </w:pPr>
-            <w:r>
-              <w:rPr>
-                <w:b/>
-                <w:bCs/>
-                <w:color w:val="1FA6A2"/>
-                <w:sz w:val="18"/>
-                <w:szCs w:val="18"/>
-              </w:rPr>
-              <w:t xml:space="preserve">Example:  </w:t>
-            </w:r>
             <w:r>
               <w:rPr>
                 <w:i/>
@@ -867,23 +1112,6 @@
           </w:p>
         </w:tc>
       </w:tr>
-    </w:tbl>
-    <w:tbl>
-      <w:tblPr>
-        <w:tblW w:type="pct" w:w="100%"/>
-        <w:tblBorders>
-          <w:top w:val="none" w:color="FFFFFF" w:sz="0"/>
-          <w:left w:val="none" w:color="FFFFFF" w:sz="0"/>
-          <w:bottom w:val="single" w:color="C7D2DD" w:sz="4"/>
-          <w:right w:val="none" w:color="FFFFFF" w:sz="0"/>
-          <w:insideH w:val="none" w:color="FFFFFF" w:sz="0"/>
-          <w:insideV w:val="none" w:color="FFFFFF" w:sz="0"/>
-        </w:tblBorders>
-      </w:tblPr>
-      <w:tblGrid>
-        <w:gridCol w:w="1800"/>
-        <w:gridCol w:w="7560"/>
-      </w:tblGrid>
       <w:tr>
         <w:trPr>
           <w:cantSplit/>
@@ -892,22 +1120,126 @@
           <w:tcPr>
             <w:tcW w:type="dxa" w:w="1800"/>
             <w:tcMar>
-              <w:top w:type="dxa" w:w="100"/>
-              <w:left w:type="dxa" w:w="40"/>
-              <w:bottom w:type="dxa" w:w="100"/>
-              <w:right w:type="dxa" w:w="120"/>
-            </w:tcMar>
-            <w:vAlign w:val="center"/>
-          </w:tcPr>
+              <w:top w:type="dxa" w:w="80"/>
+              <w:left w:type="dxa" w:w="100"/>
+              <w:bottom w:type="dxa" w:w="80"/>
+              <w:right w:type="dxa" w:w="100"/>
+            </w:tcMar>
+            <w:vAlign w:val="top"/>
+          </w:tcPr>
+          <w:p>
+            <w:pPr>
+              <w:spacing w:after="30"/>
+            </w:pPr>
+            <w:r>
+              <w:rPr>
+                <w:b/>
+                <w:bCs/>
+                <w:color w:val="12355B"/>
+                <w:sz w:val="21"/>
+                <w:szCs w:val="21"/>
+              </w:rPr>
+              <w:t xml:space="preserve">round trip</w:t>
+            </w:r>
+          </w:p>
           <w:p>
             <w:pPr>
               <w:spacing w:after="0"/>
+            </w:pPr>
+            <w:r>
+              <w:rPr>
+                <w:i/>
+                <w:iCs/>
+                <w:color w:val="5F6F80"/>
+                <w:sz w:val="18"/>
+                <w:szCs w:val="18"/>
+              </w:rPr>
+              <w:t xml:space="preserve">viaje de ida y vuelta</w:t>
+            </w:r>
+          </w:p>
+        </w:tc>
+        <w:tc>
+          <w:tcPr>
+            <w:tcW w:type="dxa" w:w="3160"/>
+            <w:tcMar>
+              <w:top w:type="dxa" w:w="80"/>
+              <w:left w:type="dxa" w:w="100"/>
+              <w:bottom w:type="dxa" w:w="80"/>
+              <w:right w:type="dxa" w:w="100"/>
+            </w:tcMar>
+            <w:vAlign w:val="top"/>
+          </w:tcPr>
+          <w:p>
+            <w:pPr>
+              <w:spacing w:after="0"/>
+            </w:pPr>
+            <w:r>
+              <w:rPr>
+                <w:sz w:val="20"/>
+                <w:szCs w:val="20"/>
+              </w:rPr>
+              <w:t xml:space="preserve">A complete journey from the start, to the destination, and back to the start.</w:t>
+            </w:r>
+          </w:p>
+        </w:tc>
+        <w:tc>
+          <w:tcPr>
+            <w:tcW w:type="dxa" w:w="2200"/>
+            <w:tcMar>
+              <w:top w:type="dxa" w:w="80"/>
+              <w:left w:type="dxa" w:w="100"/>
+              <w:bottom w:type="dxa" w:w="80"/>
+              <w:right w:type="dxa" w:w="100"/>
+            </w:tcMar>
+            <w:vAlign w:val="top"/>
+          </w:tcPr>
+          <w:p>
+            <w:pPr>
+              <w:spacing w:after="40"/>
+            </w:pPr>
+            <w:r>
+              <w:rPr>
+                <w:i/>
+                <w:iCs/>
+                <w:color w:val="5F6F80"/>
+                <w:sz w:val="19"/>
+                <w:szCs w:val="19"/>
+              </w:rPr>
+              <w:t xml:space="preserve">Not round trip: write a counter-example that breaks the definition.</w:t>
+            </w:r>
+          </w:p>
+          <w:p>
+            <w:pPr>
+              <w:pBdr>
+                <w:bottom w:val="single" w:color="AFBECC" w:sz="6"/>
+              </w:pBdr>
+              <w:spacing w:after="30" w:before="150"/>
+            </w:pPr>
+            <w:r>
+              <w:t xml:space="preserve"/>
+            </w:r>
+          </w:p>
+        </w:tc>
+        <w:tc>
+          <w:tcPr>
+            <w:tcW w:type="dxa" w:w="2200"/>
+            <w:tcMar>
+              <w:top w:type="dxa" w:w="80"/>
+              <w:left w:type="dxa" w:w="100"/>
+              <w:bottom w:type="dxa" w:w="80"/>
+              <w:right w:type="dxa" w:w="100"/>
+            </w:tcMar>
+            <w:vAlign w:val="top"/>
+          </w:tcPr>
+          <w:p>
+            <w:pPr>
+              <w:spacing w:after="40"/>
               <w:jc w:val="center"/>
             </w:pPr>
             <w:r>
               <w:drawing>
                 <wp:inline distT="0" distB="0" distL="0" distR="0">
-                  <wp:extent cx="1047750" cy="790575"/>
+                  <wp:extent cx="876300" cy="657225"/>
                   <wp:effectExtent t="0" r="0" b="0" l="0"/>
                   <wp:docPr id="1" name="" descr="" title=""/>
                   <wp:cNvGraphicFramePr>
@@ -932,7 +1264,7 @@
                         <pic:spPr bwMode="auto">
                           <a:xfrm>
                             <a:off x="0" y="0"/>
-                            <a:ext cx="1047750" cy="790575"/>
+                            <a:ext cx="876300" cy="657225"/>
                           </a:xfrm>
                           <a:prstGeom prst="rect">
                             <a:avLst/>
@@ -945,69 +1277,10 @@
               </w:drawing>
             </w:r>
           </w:p>
-        </w:tc>
-        <w:tc>
-          <w:tcPr>
-            <w:tcW w:type="dxa" w:w="7560"/>
-            <w:tcMar>
-              <w:top w:type="dxa" w:w="100"/>
-              <w:left w:type="dxa" w:w="40"/>
-              <w:bottom w:type="dxa" w:w="100"/>
-              <w:right w:type="dxa" w:w="40"/>
-            </w:tcMar>
-            <w:vAlign w:val="center"/>
-          </w:tcPr>
-          <w:p>
-            <w:pPr>
-              <w:spacing w:after="50"/>
-            </w:pPr>
-            <w:r>
-              <w:rPr>
-                <w:b/>
-                <w:bCs/>
-                <w:color w:val="12355B"/>
-                <w:sz w:val="24"/>
-                <w:szCs w:val="24"/>
-              </w:rPr>
-              <w:t xml:space="preserve">round trip</w:t>
-            </w:r>
-            <w:r>
-              <w:rPr>
-                <w:i/>
-                <w:iCs/>
-                <w:color w:val="5F6F80"/>
-                <w:sz w:val="19"/>
-                <w:szCs w:val="19"/>
-              </w:rPr>
-              <w:t xml:space="preserve">   viaje de ida y vuelta</w:t>
-            </w:r>
-          </w:p>
-          <w:p>
-            <w:pPr>
-              <w:spacing w:after="40"/>
-            </w:pPr>
-            <w:r>
-              <w:rPr>
-                <w:sz w:val="21"/>
-                <w:szCs w:val="21"/>
-              </w:rPr>
-              <w:t xml:space="preserve">A complete journey from the start, to the destination, and back to the start.</w:t>
-            </w:r>
-          </w:p>
           <w:p>
             <w:pPr>
               <w:spacing w:after="0"/>
             </w:pPr>
-            <w:r>
-              <w:rPr>
-                <w:b/>
-                <w:bCs/>
-                <w:color w:val="1FA6A2"/>
-                <w:sz w:val="18"/>
-                <w:szCs w:val="18"/>
-              </w:rPr>
-              <w:t xml:space="preserve">Example:  </w:t>
-            </w:r>
             <w:r>
               <w:rPr>
                 <w:i/>
@@ -2265,7 +2538,7 @@
                 <w:sz w:val="21"/>
                 <w:szCs w:val="21"/>
               </w:rPr>
-              <w:t xml:space="preserve">Math lives in your world — in coins on a table and tram cars over a valley. Today you visualize real situations, pick tools like tape diagrams and tables, and let decimal arithmetic do the heavy lifting.</w:t>
+              <w:t xml:space="preserve">Math lives in your world — in coins on a table and tram cars over a valley. Today you visualize real situations, pick tools like tape diagrams and tables, and let decimal arithmetic do the heavy lifting. The tram must carry 4,000 passengers over the valley. Each ride carries 80 passengers and takes 12.5 minutes. How many rides are needed, and how long will all of the rides take?</w:t>
             </w:r>
           </w:p>
         </w:tc>
@@ -3218,7 +3491,7 @@
           <w:sz w:val="19"/>
           <w:szCs w:val="19"/>
         </w:rPr>
-        <w:t xml:space="preserve">   You Do — show your work</w:t>
+        <w:t xml:space="preserve">   You Do — show your work and reasoning</w:t>
       </w:r>
     </w:p>
     <w:p>
@@ -3233,7 +3506,7 @@
           <w:sz w:val="19"/>
           <w:szCs w:val="19"/>
         </w:rPr>
-        <w:t xml:space="preserve">Solve each problem. Show your thinking in the work box.</w:t>
+        <w:t xml:space="preserve">Solve each problem in the middle column and explain your reasoning using the sentence starters on the right.</w:t>
       </w:r>
     </w:p>
     <w:p>
@@ -3262,60 +3535,191 @@
         <w:t xml:space="preserve">   extra scaffolding</w:t>
       </w:r>
     </w:p>
-    <w:p>
-      <w:pPr>
-        <w:keepNext/>
-        <w:spacing w:after="60" w:before="160"/>
-      </w:pPr>
-      <w:r>
-        <w:rPr>
-          <w:b/>
-          <w:bCs/>
-          <w:color w:val="12355B"/>
-          <w:sz w:val="22"/>
-          <w:szCs w:val="22"/>
-        </w:rPr>
-        <w:t xml:space="preserve">1.  </w:t>
-      </w:r>
-      <w:r>
-        <w:rPr>
-          <w:b/>
-          <w:bCs/>
-          <w:sz w:val="21"/>
-          <w:szCs w:val="21"/>
-        </w:rPr>
-        <w:t xml:space="preserve">About how many coins are in the picture in your book? Explain how you estimated WITHOUT counting every coin.</w:t>
-      </w:r>
-    </w:p>
     <w:tbl>
       <w:tblPr>
-        <w:tblW w:type="pct" w:w="100%"/>
+        <w:tblW w:type="dxa" w:w="9360"/>
         <w:tblBorders>
           <w:top w:val="single" w:color="C7D2DD" w:sz="6"/>
           <w:left w:val="single" w:color="C7D2DD" w:sz="6"/>
           <w:bottom w:val="single" w:color="C7D2DD" w:sz="6"/>
           <w:right w:val="single" w:color="C7D2DD" w:sz="6"/>
-          <w:insideH w:val="single" w:color="auto" w:sz="4"/>
-          <w:insideV w:val="single" w:color="auto" w:sz="4"/>
+          <w:insideH w:val="single" w:color="C7D2DD" w:sz="6"/>
+          <w:insideV w:val="single" w:color="C7D2DD" w:sz="6"/>
         </w:tblBorders>
       </w:tblPr>
       <w:tblGrid>
-        <w:gridCol w:w="100"/>
+        <w:gridCol w:w="2800"/>
+        <w:gridCol w:w="3560"/>
+        <w:gridCol w:w="3000"/>
       </w:tblGrid>
       <w:tr>
-        <w:tc>
-          <w:tcPr>
+        <w:trPr>
+          <w:cantSplit/>
+          <w:tblHeader/>
+        </w:trPr>
+        <w:tc>
+          <w:tcPr>
+            <w:tcW w:type="dxa" w:w="2800"/>
+            <w:shd w:fill="EEF4F8" w:color="auto" w:val="clear"/>
+            <w:tcMar>
+              <w:top w:type="dxa" w:w="60"/>
+              <w:left w:type="dxa" w:w="100"/>
+              <w:bottom w:type="dxa" w:w="60"/>
+              <w:right w:type="dxa" w:w="100"/>
+            </w:tcMar>
+          </w:tcPr>
+          <w:p>
+            <w:pPr>
+              <w:spacing w:after="0"/>
+            </w:pPr>
+            <w:r>
+              <w:rPr>
+                <w:b/>
+                <w:bCs/>
+                <w:color w:val="12355B"/>
+                <w:sz w:val="16"/>
+                <w:szCs w:val="16"/>
+              </w:rPr>
+              <w:t xml:space="preserve">CORE PROBLEM / GIVEN REPRESENTATION</w:t>
+            </w:r>
+          </w:p>
+        </w:tc>
+        <w:tc>
+          <w:tcPr>
+            <w:tcW w:type="dxa" w:w="3560"/>
+            <w:shd w:fill="EEF4F8" w:color="auto" w:val="clear"/>
+            <w:tcMar>
+              <w:top w:type="dxa" w:w="60"/>
+              <w:left w:type="dxa" w:w="100"/>
+              <w:bottom w:type="dxa" w:w="60"/>
+              <w:right w:type="dxa" w:w="100"/>
+            </w:tcMar>
+          </w:tcPr>
+          <w:p>
+            <w:pPr>
+              <w:spacing w:after="0"/>
+            </w:pPr>
+            <w:r>
+              <w:rPr>
+                <w:b/>
+                <w:bCs/>
+                <w:color w:val="12355B"/>
+                <w:sz w:val="16"/>
+                <w:szCs w:val="16"/>
+              </w:rPr>
+              <w:t xml:space="preserve">WORKING SPACE / CALCULATION STEPS</w:t>
+            </w:r>
+          </w:p>
+        </w:tc>
+        <w:tc>
+          <w:tcPr>
+            <w:tcW w:type="dxa" w:w="3000"/>
             <w:shd w:fill="FBF3E2" w:color="auto" w:val="clear"/>
             <w:tcMar>
               <w:top w:type="dxa" w:w="60"/>
-              <w:left w:type="dxa" w:w="120"/>
+              <w:left w:type="dxa" w:w="100"/>
               <w:bottom w:type="dxa" w:w="60"/>
-              <w:right w:type="dxa" w:w="120"/>
-            </w:tcMar>
-          </w:tcPr>
-          <w:p>
-            <w:pPr>
-              <w:spacing w:after="0" w:line="320"/>
+              <w:right w:type="dxa" w:w="100"/>
+            </w:tcMar>
+          </w:tcPr>
+          <w:p>
+            <w:pPr>
+              <w:spacing w:after="0"/>
+            </w:pPr>
+            <w:r>
+              <w:rPr>
+                <w:b/>
+                <w:bCs/>
+                <w:color w:val="B97A12"/>
+                <w:sz w:val="16"/>
+                <w:szCs w:val="16"/>
+              </w:rPr>
+              <w:t xml:space="preserve">EXPLAIN YOUR REASONING</w:t>
+            </w:r>
+          </w:p>
+        </w:tc>
+      </w:tr>
+      <w:tr>
+        <w:trPr>
+          <w:cantSplit/>
+        </w:trPr>
+        <w:tc>
+          <w:tcPr>
+            <w:tcW w:type="dxa" w:w="2800"/>
+            <w:tcMar>
+              <w:top w:type="dxa" w:w="80"/>
+              <w:left w:type="dxa" w:w="100"/>
+              <w:bottom w:type="dxa" w:w="80"/>
+              <w:right w:type="dxa" w:w="100"/>
+            </w:tcMar>
+            <w:vAlign w:val="top"/>
+          </w:tcPr>
+          <w:p>
+            <w:pPr>
+              <w:spacing w:after="60"/>
+            </w:pPr>
+            <w:r>
+              <w:rPr>
+                <w:b/>
+                <w:bCs/>
+                <w:color w:val="12355B"/>
+                <w:sz w:val="21"/>
+                <w:szCs w:val="21"/>
+              </w:rPr>
+              <w:t xml:space="preserve">1.  </w:t>
+            </w:r>
+            <w:r>
+              <w:rPr>
+                <w:b/>
+                <w:bCs/>
+                <w:sz w:val="20"/>
+                <w:szCs w:val="20"/>
+              </w:rPr>
+              <w:t xml:space="preserve">A coin display has about 15 stacks that look the same size. You count 10 coins in one stack. About how many coins are in the display? Explain how to estimate without counting every coin.</w:t>
+            </w:r>
+          </w:p>
+        </w:tc>
+        <w:tc>
+          <w:tcPr>
+            <w:tcW w:type="dxa" w:w="3560"/>
+            <w:tcMar>
+              <w:top w:type="dxa" w:w="80"/>
+              <w:left w:type="dxa" w:w="100"/>
+              <w:bottom w:type="dxa" w:w="80"/>
+              <w:right w:type="dxa" w:w="100"/>
+            </w:tcMar>
+            <w:vAlign w:val="top"/>
+          </w:tcPr>
+          <w:p>
+            <w:pPr>
+              <w:spacing w:after="40"/>
+            </w:pPr>
+            <w:r>
+              <w:rPr>
+                <w:b/>
+                <w:bCs/>
+                <w:color w:val="1FA6A2"/>
+                <w:sz w:val="19"/>
+                <w:szCs w:val="19"/>
+              </w:rPr>
+              <w:t xml:space="preserve">Solution:  </w:t>
+            </w:r>
+            <w:r>
+              <w:rPr>
+                <w:b/>
+                <w:bCs/>
+                <w:sz w:val="19"/>
+                <w:szCs w:val="19"/>
+              </w:rPr>
+              <w:t xml:space="preserve">Answers vary.</w:t>
+            </w:r>
+          </w:p>
+          <w:p>
+            <w:pPr>
+              <w:pBdr>
+                <w:bottom w:val="single" w:color="AFBECC" w:sz="6"/>
+              </w:pBdr>
+              <w:spacing w:after="30" w:before="150"/>
             </w:pPr>
             <w:r>
               <w:t xml:space="preserve"/>
@@ -3323,15 +3727,57 @@
           </w:p>
           <w:p>
             <w:pPr>
-              <w:spacing w:after="0" w:line="320"/>
+              <w:pBdr>
+                <w:bottom w:val="single" w:color="AFBECC" w:sz="6"/>
+              </w:pBdr>
+              <w:spacing w:after="30" w:before="150"/>
             </w:pPr>
             <w:r>
               <w:t xml:space="preserve"/>
             </w:r>
           </w:p>
-          <w:p>
-            <w:pPr>
-              <w:spacing w:after="0" w:line="320"/>
+        </w:tc>
+        <w:tc>
+          <w:tcPr>
+            <w:tcW w:type="dxa" w:w="3000"/>
+            <w:shd w:fill="FBF3E2" w:color="auto" w:val="clear"/>
+            <w:tcMar>
+              <w:top w:type="dxa" w:w="80"/>
+              <w:left w:type="dxa" w:w="100"/>
+              <w:bottom w:type="dxa" w:w="80"/>
+              <w:right w:type="dxa" w:w="100"/>
+            </w:tcMar>
+            <w:vAlign w:val="top"/>
+          </w:tcPr>
+          <w:p>
+            <w:pPr>
+              <w:spacing w:after="40"/>
+            </w:pPr>
+            <w:r>
+              <w:rPr>
+                <w:b/>
+                <w:bCs/>
+                <w:color w:val="12355B"/>
+                <w:sz w:val="19"/>
+                <w:szCs w:val="19"/>
+              </w:rPr>
+              <w:t xml:space="preserve">Because... </w:t>
+            </w:r>
+            <w:r>
+              <w:rPr>
+                <w:color w:val="AFBECC"/>
+                <w:sz w:val="19"/>
+                <w:szCs w:val="19"/>
+              </w:rPr>
+              <w:t xml:space="preserve">________________</w:t>
+            </w:r>
+          </w:p>
+          <w:p>
+            <w:pPr>
+              <w:pBdr>
+                <w:bottom w:val="single" w:color="AFBECC" w:sz="6"/>
+              </w:pBdr>
+              <w:spacing w:after="30" w:before="150"/>
             </w:pPr>
             <w:r>
               <w:t xml:space="preserve"/>
@@ -3339,7 +3785,67 @@
           </w:p>
           <w:p>
             <w:pPr>
-              <w:spacing w:after="0" w:line="320"/>
+              <w:spacing w:after="40" w:before="80"/>
+            </w:pPr>
+            <w:r>
+              <w:rPr>
+                <w:b/>
+                <w:bCs/>
+                <w:color w:val="6B4FA0"/>
+                <w:sz w:val="19"/>
+                <w:szCs w:val="19"/>
+              </w:rPr>
+              <w:t xml:space="preserve">Although... </w:t>
+            </w:r>
+            <w:r>
+              <w:rPr>
+                <w:color w:val="AFBECC"/>
+                <w:sz w:val="19"/>
+                <w:szCs w:val="19"/>
+              </w:rPr>
+              <w:t xml:space="preserve">_______________</w:t>
+            </w:r>
+          </w:p>
+          <w:p>
+            <w:pPr>
+              <w:pBdr>
+                <w:bottom w:val="single" w:color="AFBECC" w:sz="6"/>
+              </w:pBdr>
+              <w:spacing w:after="30" w:before="150"/>
+            </w:pPr>
+            <w:r>
+              <w:t xml:space="preserve"/>
+            </w:r>
+          </w:p>
+          <w:p>
+            <w:pPr>
+              <w:spacing w:after="40" w:before="80"/>
+            </w:pPr>
+            <w:r>
+              <w:rPr>
+                <w:b/>
+                <w:bCs/>
+                <w:color w:val="1FA6A2"/>
+                <w:sz w:val="19"/>
+                <w:szCs w:val="19"/>
+              </w:rPr>
+              <w:t xml:space="preserve">Therefore... </w:t>
+            </w:r>
+            <w:r>
+              <w:rPr>
+                <w:color w:val="AFBECC"/>
+                <w:sz w:val="19"/>
+                <w:szCs w:val="19"/>
+              </w:rPr>
+              <w:t xml:space="preserve">______________</w:t>
+            </w:r>
+          </w:p>
+          <w:p>
+            <w:pPr>
+              <w:pBdr>
+                <w:bottom w:val="single" w:color="AFBECC" w:sz="6"/>
+              </w:pBdr>
+              <w:spacing w:after="30" w:before="150"/>
             </w:pPr>
             <w:r>
               <w:t xml:space="preserve"/>
@@ -3350,84 +3856,7 @@
     </w:tbl>
     <w:p>
       <w:pPr>
-        <w:keepNext/>
-        <w:spacing w:after="60" w:before="160"/>
-      </w:pPr>
-      <w:r>
-        <w:rPr>
-          <w:b/>
-          <w:bCs/>
-          <w:color w:val="12355B"/>
-          <w:sz w:val="22"/>
-          <w:szCs w:val="22"/>
-        </w:rPr>
-        <w:t xml:space="preserve">2.  </w:t>
-      </w:r>
-      <w:r>
-        <w:rPr>
-          <w:b/>
-          <w:bCs/>
-          <w:sz w:val="21"/>
-          <w:szCs w:val="21"/>
-        </w:rPr>
-        <w:t xml:space="preserve">How many minutes do 50 tram rides take, at 12.5 minutes per ride?</w:t>
-      </w:r>
-    </w:p>
-    <w:p>
-      <w:pPr>
-        <w:spacing w:after="40"/>
-        <w:ind w:left="420"/>
-      </w:pPr>
-      <w:r>
-        <w:rPr>
-          <w:sz w:val="20"/>
-          <w:szCs w:val="20"/>
-        </w:rPr>
-        <w:t xml:space="preserve">A)  62.5 minutes</w:t>
-      </w:r>
-    </w:p>
-    <w:p>
-      <w:pPr>
-        <w:spacing w:after="40"/>
-        <w:ind w:left="420"/>
-      </w:pPr>
-      <w:r>
-        <w:rPr>
-          <w:sz w:val="20"/>
-          <w:szCs w:val="20"/>
-        </w:rPr>
-        <w:t xml:space="preserve">B)  600 minutes</w:t>
-      </w:r>
-    </w:p>
-    <w:p>
-      <w:pPr>
-        <w:spacing w:after="40"/>
-        <w:ind w:left="420"/>
-      </w:pPr>
-      <w:r>
-        <w:rPr>
-          <w:sz w:val="20"/>
-          <w:szCs w:val="20"/>
-        </w:rPr>
-        <w:t xml:space="preserve">C)  625 minutes</w:t>
-      </w:r>
-    </w:p>
-    <w:p>
-      <w:pPr>
-        <w:spacing w:after="40"/>
-        <w:ind w:left="420"/>
-      </w:pPr>
-      <w:r>
-        <w:rPr>
-          <w:sz w:val="20"/>
-          <w:szCs w:val="20"/>
-        </w:rPr>
-        <w:t xml:space="preserve">D)  6,250 minutes</w:t>
-      </w:r>
-    </w:p>
-    <w:p>
-      <w:pPr>
-        <w:spacing w:after="20"/>
+        <w:spacing w:after="80"/>
       </w:pPr>
       <w:r>
         <w:t xml:space="preserve"/>
@@ -3435,33 +3864,256 @@
     </w:p>
     <w:tbl>
       <w:tblPr>
-        <w:tblW w:type="pct" w:w="100%"/>
+        <w:tblW w:type="dxa" w:w="9360"/>
         <w:tblBorders>
           <w:top w:val="single" w:color="C7D2DD" w:sz="6"/>
           <w:left w:val="single" w:color="C7D2DD" w:sz="6"/>
           <w:bottom w:val="single" w:color="C7D2DD" w:sz="6"/>
           <w:right w:val="single" w:color="C7D2DD" w:sz="6"/>
-          <w:insideH w:val="single" w:color="auto" w:sz="4"/>
-          <w:insideV w:val="single" w:color="auto" w:sz="4"/>
+          <w:insideH w:val="single" w:color="C7D2DD" w:sz="6"/>
+          <w:insideV w:val="single" w:color="C7D2DD" w:sz="6"/>
         </w:tblBorders>
       </w:tblPr>
       <w:tblGrid>
-        <w:gridCol w:w="100"/>
+        <w:gridCol w:w="2800"/>
+        <w:gridCol w:w="3560"/>
+        <w:gridCol w:w="3000"/>
       </w:tblGrid>
       <w:tr>
-        <w:tc>
-          <w:tcPr>
+        <w:trPr>
+          <w:cantSplit/>
+          <w:tblHeader/>
+        </w:trPr>
+        <w:tc>
+          <w:tcPr>
+            <w:tcW w:type="dxa" w:w="2800"/>
+            <w:shd w:fill="EEF4F8" w:color="auto" w:val="clear"/>
+            <w:tcMar>
+              <w:top w:type="dxa" w:w="60"/>
+              <w:left w:type="dxa" w:w="100"/>
+              <w:bottom w:type="dxa" w:w="60"/>
+              <w:right w:type="dxa" w:w="100"/>
+            </w:tcMar>
+          </w:tcPr>
+          <w:p>
+            <w:pPr>
+              <w:spacing w:after="0"/>
+            </w:pPr>
+            <w:r>
+              <w:rPr>
+                <w:b/>
+                <w:bCs/>
+                <w:color w:val="12355B"/>
+                <w:sz w:val="16"/>
+                <w:szCs w:val="16"/>
+              </w:rPr>
+              <w:t xml:space="preserve">CORE PROBLEM / GIVEN REPRESENTATION</w:t>
+            </w:r>
+          </w:p>
+        </w:tc>
+        <w:tc>
+          <w:tcPr>
+            <w:tcW w:type="dxa" w:w="3560"/>
+            <w:shd w:fill="EEF4F8" w:color="auto" w:val="clear"/>
+            <w:tcMar>
+              <w:top w:type="dxa" w:w="60"/>
+              <w:left w:type="dxa" w:w="100"/>
+              <w:bottom w:type="dxa" w:w="60"/>
+              <w:right w:type="dxa" w:w="100"/>
+            </w:tcMar>
+          </w:tcPr>
+          <w:p>
+            <w:pPr>
+              <w:spacing w:after="0"/>
+            </w:pPr>
+            <w:r>
+              <w:rPr>
+                <w:b/>
+                <w:bCs/>
+                <w:color w:val="12355B"/>
+                <w:sz w:val="16"/>
+                <w:szCs w:val="16"/>
+              </w:rPr>
+              <w:t xml:space="preserve">WORKING SPACE / CALCULATION STEPS</w:t>
+            </w:r>
+          </w:p>
+        </w:tc>
+        <w:tc>
+          <w:tcPr>
+            <w:tcW w:type="dxa" w:w="3000"/>
             <w:shd w:fill="FBF3E2" w:color="auto" w:val="clear"/>
             <w:tcMar>
               <w:top w:type="dxa" w:w="60"/>
-              <w:left w:type="dxa" w:w="120"/>
+              <w:left w:type="dxa" w:w="100"/>
               <w:bottom w:type="dxa" w:w="60"/>
-              <w:right w:type="dxa" w:w="120"/>
-            </w:tcMar>
-          </w:tcPr>
-          <w:p>
-            <w:pPr>
-              <w:spacing w:after="0" w:line="320"/>
+              <w:right w:type="dxa" w:w="100"/>
+            </w:tcMar>
+          </w:tcPr>
+          <w:p>
+            <w:pPr>
+              <w:spacing w:after="0"/>
+            </w:pPr>
+            <w:r>
+              <w:rPr>
+                <w:b/>
+                <w:bCs/>
+                <w:color w:val="B97A12"/>
+                <w:sz w:val="16"/>
+                <w:szCs w:val="16"/>
+              </w:rPr>
+              <w:t xml:space="preserve">EXPLAIN YOUR REASONING</w:t>
+            </w:r>
+          </w:p>
+        </w:tc>
+      </w:tr>
+      <w:tr>
+        <w:trPr>
+          <w:cantSplit/>
+        </w:trPr>
+        <w:tc>
+          <w:tcPr>
+            <w:tcW w:type="dxa" w:w="2800"/>
+            <w:tcMar>
+              <w:top w:type="dxa" w:w="80"/>
+              <w:left w:type="dxa" w:w="100"/>
+              <w:bottom w:type="dxa" w:w="80"/>
+              <w:right w:type="dxa" w:w="100"/>
+            </w:tcMar>
+            <w:vAlign w:val="top"/>
+          </w:tcPr>
+          <w:p>
+            <w:pPr>
+              <w:spacing w:after="60"/>
+            </w:pPr>
+            <w:r>
+              <w:rPr>
+                <w:b/>
+                <w:bCs/>
+                <w:color w:val="12355B"/>
+                <w:sz w:val="21"/>
+                <w:szCs w:val="21"/>
+              </w:rPr>
+              <w:t xml:space="preserve">2.  </w:t>
+            </w:r>
+            <w:r>
+              <w:rPr>
+                <w:b/>
+                <w:bCs/>
+                <w:sz w:val="20"/>
+                <w:szCs w:val="20"/>
+              </w:rPr>
+              <w:t xml:space="preserve">How many minutes do 50 tram rides take, at 12.5 minutes per ride?</w:t>
+            </w:r>
+          </w:p>
+          <w:p>
+            <w:pPr>
+              <w:spacing w:after="30"/>
+              <w:ind w:left="180"/>
+            </w:pPr>
+            <w:r>
+              <w:rPr>
+                <w:sz w:val="19"/>
+                <w:szCs w:val="19"/>
+              </w:rPr>
+              <w:t xml:space="preserve">A)  62.5 minutes</w:t>
+            </w:r>
+          </w:p>
+          <w:p>
+            <w:pPr>
+              <w:spacing w:after="30"/>
+              <w:ind w:left="180"/>
+            </w:pPr>
+            <w:r>
+              <w:rPr>
+                <w:sz w:val="19"/>
+                <w:szCs w:val="19"/>
+              </w:rPr>
+              <w:t xml:space="preserve">B)  600 minutes</w:t>
+            </w:r>
+          </w:p>
+          <w:p>
+            <w:pPr>
+              <w:spacing w:after="30"/>
+              <w:ind w:left="180"/>
+            </w:pPr>
+            <w:r>
+              <w:rPr>
+                <w:sz w:val="19"/>
+                <w:szCs w:val="19"/>
+              </w:rPr>
+              <w:t xml:space="preserve">C)  625 minutes</w:t>
+            </w:r>
+          </w:p>
+          <w:p>
+            <w:pPr>
+              <w:spacing w:after="30"/>
+              <w:ind w:left="180"/>
+            </w:pPr>
+            <w:r>
+              <w:rPr>
+                <w:sz w:val="19"/>
+                <w:szCs w:val="19"/>
+              </w:rPr>
+              <w:t xml:space="preserve">D)  6,250 minutes</w:t>
+            </w:r>
+          </w:p>
+        </w:tc>
+        <w:tc>
+          <w:tcPr>
+            <w:tcW w:type="dxa" w:w="3560"/>
+            <w:tcMar>
+              <w:top w:type="dxa" w:w="80"/>
+              <w:left w:type="dxa" w:w="100"/>
+              <w:bottom w:type="dxa" w:w="80"/>
+              <w:right w:type="dxa" w:w="100"/>
+            </w:tcMar>
+            <w:vAlign w:val="top"/>
+          </w:tcPr>
+          <w:p>
+            <w:pPr>
+              <w:spacing w:after="40"/>
+            </w:pPr>
+            <w:r>
+              <w:rPr>
+                <w:b/>
+                <w:bCs/>
+                <w:color w:val="1FA6A2"/>
+                <w:sz w:val="19"/>
+                <w:szCs w:val="19"/>
+              </w:rPr>
+              <w:t xml:space="preserve">Solution:  </w:t>
+            </w:r>
+            <w:r>
+              <w:rPr>
+                <w:b/>
+                <w:bCs/>
+                <w:sz w:val="19"/>
+                <w:szCs w:val="19"/>
+              </w:rPr>
+              <w:t xml:space="preserve">C)  625 minutes</w:t>
+            </w:r>
+          </w:p>
+          <w:p>
+            <w:pPr>
+              <w:spacing w:after="40"/>
+            </w:pPr>
+            <w:r>
+              <w:rPr>
+                <w:i/>
+                <w:iCs/>
+                <w:color w:val="5F6F80"/>
+                <w:sz w:val="18"/>
+                <w:szCs w:val="18"/>
+              </w:rPr>
+              <w:t xml:space="preserve">12.5 × 50 = 625, just as the table shows: 1 ride → 12.5, 10 rides → 125, 50 rides → 625.</w:t>
+            </w:r>
+          </w:p>
+          <w:p>
+            <w:pPr>
+              <w:pBdr>
+                <w:bottom w:val="single" w:color="AFBECC" w:sz="6"/>
+              </w:pBdr>
+              <w:spacing w:after="30" w:before="150"/>
             </w:pPr>
             <w:r>
               <w:t xml:space="preserve"/>
@@ -3469,7 +4121,125 @@
           </w:p>
           <w:p>
             <w:pPr>
-              <w:spacing w:after="0" w:line="320"/>
+              <w:pBdr>
+                <w:bottom w:val="single" w:color="AFBECC" w:sz="6"/>
+              </w:pBdr>
+              <w:spacing w:after="30" w:before="150"/>
+            </w:pPr>
+            <w:r>
+              <w:t xml:space="preserve"/>
+            </w:r>
+          </w:p>
+        </w:tc>
+        <w:tc>
+          <w:tcPr>
+            <w:tcW w:type="dxa" w:w="3000"/>
+            <w:shd w:fill="FBF3E2" w:color="auto" w:val="clear"/>
+            <w:tcMar>
+              <w:top w:type="dxa" w:w="80"/>
+              <w:left w:type="dxa" w:w="100"/>
+              <w:bottom w:type="dxa" w:w="80"/>
+              <w:right w:type="dxa" w:w="100"/>
+            </w:tcMar>
+            <w:vAlign w:val="top"/>
+          </w:tcPr>
+          <w:p>
+            <w:pPr>
+              <w:spacing w:after="40"/>
+            </w:pPr>
+            <w:r>
+              <w:rPr>
+                <w:b/>
+                <w:bCs/>
+                <w:color w:val="12355B"/>
+                <w:sz w:val="19"/>
+                <w:szCs w:val="19"/>
+              </w:rPr>
+              <w:t xml:space="preserve">Because... </w:t>
+            </w:r>
+            <w:r>
+              <w:rPr>
+                <w:color w:val="AFBECC"/>
+                <w:sz w:val="19"/>
+                <w:szCs w:val="19"/>
+              </w:rPr>
+              <w:t xml:space="preserve">________________</w:t>
+            </w:r>
+          </w:p>
+          <w:p>
+            <w:pPr>
+              <w:pBdr>
+                <w:bottom w:val="single" w:color="AFBECC" w:sz="6"/>
+              </w:pBdr>
+              <w:spacing w:after="30" w:before="150"/>
+            </w:pPr>
+            <w:r>
+              <w:t xml:space="preserve"/>
+            </w:r>
+          </w:p>
+          <w:p>
+            <w:pPr>
+              <w:spacing w:after="40" w:before="80"/>
+            </w:pPr>
+            <w:r>
+              <w:rPr>
+                <w:b/>
+                <w:bCs/>
+                <w:color w:val="6B4FA0"/>
+                <w:sz w:val="19"/>
+                <w:szCs w:val="19"/>
+              </w:rPr>
+              <w:t xml:space="preserve">Although... </w:t>
+            </w:r>
+            <w:r>
+              <w:rPr>
+                <w:color w:val="AFBECC"/>
+                <w:sz w:val="19"/>
+                <w:szCs w:val="19"/>
+              </w:rPr>
+              <w:t xml:space="preserve">_______________</w:t>
+            </w:r>
+          </w:p>
+          <w:p>
+            <w:pPr>
+              <w:pBdr>
+                <w:bottom w:val="single" w:color="AFBECC" w:sz="6"/>
+              </w:pBdr>
+              <w:spacing w:after="30" w:before="150"/>
+            </w:pPr>
+            <w:r>
+              <w:t xml:space="preserve"/>
+            </w:r>
+          </w:p>
+          <w:p>
+            <w:pPr>
+              <w:spacing w:after="40" w:before="80"/>
+            </w:pPr>
+            <w:r>
+              <w:rPr>
+                <w:b/>
+                <w:bCs/>
+                <w:color w:val="1FA6A2"/>
+                <w:sz w:val="19"/>
+                <w:szCs w:val="19"/>
+              </w:rPr>
+              <w:t xml:space="preserve">Therefore... </w:t>
+            </w:r>
+            <w:r>
+              <w:rPr>
+                <w:color w:val="AFBECC"/>
+                <w:sz w:val="19"/>
+                <w:szCs w:val="19"/>
+              </w:rPr>
+              <w:t xml:space="preserve">______________</w:t>
+            </w:r>
+          </w:p>
+          <w:p>
+            <w:pPr>
+              <w:pBdr>
+                <w:bottom w:val="single" w:color="AFBECC" w:sz="6"/>
+              </w:pBdr>
+              <w:spacing w:after="30" w:before="150"/>
             </w:pPr>
             <w:r>
               <w:t xml:space="preserve"/>
@@ -3480,84 +4250,7 @@
     </w:tbl>
     <w:p>
       <w:pPr>
-        <w:keepNext/>
-        <w:spacing w:after="60" w:before="160"/>
-      </w:pPr>
-      <w:r>
-        <w:rPr>
-          <w:b/>
-          <w:bCs/>
-          <w:color w:val="12355B"/>
-          <w:sz w:val="22"/>
-          <w:szCs w:val="22"/>
-        </w:rPr>
-        <w:t xml:space="preserve">3.  </w:t>
-      </w:r>
-      <w:r>
-        <w:rPr>
-          <w:b/>
-          <w:bCs/>
-          <w:sz w:val="21"/>
-          <w:szCs w:val="21"/>
-        </w:rPr>
-        <w:t xml:space="preserve">Each tram ride carries 80 passengers. How many rides are needed to transport 4,000 passengers?</w:t>
-      </w:r>
-    </w:p>
-    <w:p>
-      <w:pPr>
-        <w:spacing w:after="40"/>
-        <w:ind w:left="420"/>
-      </w:pPr>
-      <w:r>
-        <w:rPr>
-          <w:sz w:val="20"/>
-          <w:szCs w:val="20"/>
-        </w:rPr>
-        <w:t xml:space="preserve">A)  50 rides</w:t>
-      </w:r>
-    </w:p>
-    <w:p>
-      <w:pPr>
-        <w:spacing w:after="40"/>
-        <w:ind w:left="420"/>
-      </w:pPr>
-      <w:r>
-        <w:rPr>
-          <w:sz w:val="20"/>
-          <w:szCs w:val="20"/>
-        </w:rPr>
-        <w:t xml:space="preserve">B)  500 rides</w:t>
-      </w:r>
-    </w:p>
-    <w:p>
-      <w:pPr>
-        <w:spacing w:after="40"/>
-        <w:ind w:left="420"/>
-      </w:pPr>
-      <w:r>
-        <w:rPr>
-          <w:sz w:val="20"/>
-          <w:szCs w:val="20"/>
-        </w:rPr>
-        <w:t xml:space="preserve">C)  3,920 rides</w:t>
-      </w:r>
-    </w:p>
-    <w:p>
-      <w:pPr>
-        <w:spacing w:after="40"/>
-        <w:ind w:left="420"/>
-      </w:pPr>
-      <w:r>
-        <w:rPr>
-          <w:sz w:val="20"/>
-          <w:szCs w:val="20"/>
-        </w:rPr>
-        <w:t xml:space="preserve">D)  320,000 rides</w:t>
-      </w:r>
-    </w:p>
-    <w:p>
-      <w:pPr>
-        <w:spacing w:after="20"/>
+        <w:spacing w:after="80"/>
       </w:pPr>
       <w:r>
         <w:t xml:space="preserve"/>
@@ -3565,33 +4258,256 @@
     </w:p>
     <w:tbl>
       <w:tblPr>
-        <w:tblW w:type="pct" w:w="100%"/>
+        <w:tblW w:type="dxa" w:w="9360"/>
         <w:tblBorders>
           <w:top w:val="single" w:color="C7D2DD" w:sz="6"/>
           <w:left w:val="single" w:color="C7D2DD" w:sz="6"/>
           <w:bottom w:val="single" w:color="C7D2DD" w:sz="6"/>
           <w:right w:val="single" w:color="C7D2DD" w:sz="6"/>
-          <w:insideH w:val="single" w:color="auto" w:sz="4"/>
-          <w:insideV w:val="single" w:color="auto" w:sz="4"/>
+          <w:insideH w:val="single" w:color="C7D2DD" w:sz="6"/>
+          <w:insideV w:val="single" w:color="C7D2DD" w:sz="6"/>
         </w:tblBorders>
       </w:tblPr>
       <w:tblGrid>
-        <w:gridCol w:w="100"/>
+        <w:gridCol w:w="2800"/>
+        <w:gridCol w:w="3560"/>
+        <w:gridCol w:w="3000"/>
       </w:tblGrid>
       <w:tr>
-        <w:tc>
-          <w:tcPr>
+        <w:trPr>
+          <w:cantSplit/>
+          <w:tblHeader/>
+        </w:trPr>
+        <w:tc>
+          <w:tcPr>
+            <w:tcW w:type="dxa" w:w="2800"/>
+            <w:shd w:fill="EEF4F8" w:color="auto" w:val="clear"/>
+            <w:tcMar>
+              <w:top w:type="dxa" w:w="60"/>
+              <w:left w:type="dxa" w:w="100"/>
+              <w:bottom w:type="dxa" w:w="60"/>
+              <w:right w:type="dxa" w:w="100"/>
+            </w:tcMar>
+          </w:tcPr>
+          <w:p>
+            <w:pPr>
+              <w:spacing w:after="0"/>
+            </w:pPr>
+            <w:r>
+              <w:rPr>
+                <w:b/>
+                <w:bCs/>
+                <w:color w:val="12355B"/>
+                <w:sz w:val="16"/>
+                <w:szCs w:val="16"/>
+              </w:rPr>
+              <w:t xml:space="preserve">CORE PROBLEM / GIVEN REPRESENTATION</w:t>
+            </w:r>
+          </w:p>
+        </w:tc>
+        <w:tc>
+          <w:tcPr>
+            <w:tcW w:type="dxa" w:w="3560"/>
+            <w:shd w:fill="EEF4F8" w:color="auto" w:val="clear"/>
+            <w:tcMar>
+              <w:top w:type="dxa" w:w="60"/>
+              <w:left w:type="dxa" w:w="100"/>
+              <w:bottom w:type="dxa" w:w="60"/>
+              <w:right w:type="dxa" w:w="100"/>
+            </w:tcMar>
+          </w:tcPr>
+          <w:p>
+            <w:pPr>
+              <w:spacing w:after="0"/>
+            </w:pPr>
+            <w:r>
+              <w:rPr>
+                <w:b/>
+                <w:bCs/>
+                <w:color w:val="12355B"/>
+                <w:sz w:val="16"/>
+                <w:szCs w:val="16"/>
+              </w:rPr>
+              <w:t xml:space="preserve">WORKING SPACE / CALCULATION STEPS</w:t>
+            </w:r>
+          </w:p>
+        </w:tc>
+        <w:tc>
+          <w:tcPr>
+            <w:tcW w:type="dxa" w:w="3000"/>
             <w:shd w:fill="FBF3E2" w:color="auto" w:val="clear"/>
             <w:tcMar>
               <w:top w:type="dxa" w:w="60"/>
-              <w:left w:type="dxa" w:w="120"/>
+              <w:left w:type="dxa" w:w="100"/>
               <w:bottom w:type="dxa" w:w="60"/>
-              <w:right w:type="dxa" w:w="120"/>
-            </w:tcMar>
-          </w:tcPr>
-          <w:p>
-            <w:pPr>
-              <w:spacing w:after="0" w:line="320"/>
+              <w:right w:type="dxa" w:w="100"/>
+            </w:tcMar>
+          </w:tcPr>
+          <w:p>
+            <w:pPr>
+              <w:spacing w:after="0"/>
+            </w:pPr>
+            <w:r>
+              <w:rPr>
+                <w:b/>
+                <w:bCs/>
+                <w:color w:val="B97A12"/>
+                <w:sz w:val="16"/>
+                <w:szCs w:val="16"/>
+              </w:rPr>
+              <w:t xml:space="preserve">EXPLAIN YOUR REASONING</w:t>
+            </w:r>
+          </w:p>
+        </w:tc>
+      </w:tr>
+      <w:tr>
+        <w:trPr>
+          <w:cantSplit/>
+        </w:trPr>
+        <w:tc>
+          <w:tcPr>
+            <w:tcW w:type="dxa" w:w="2800"/>
+            <w:tcMar>
+              <w:top w:type="dxa" w:w="80"/>
+              <w:left w:type="dxa" w:w="100"/>
+              <w:bottom w:type="dxa" w:w="80"/>
+              <w:right w:type="dxa" w:w="100"/>
+            </w:tcMar>
+            <w:vAlign w:val="top"/>
+          </w:tcPr>
+          <w:p>
+            <w:pPr>
+              <w:spacing w:after="60"/>
+            </w:pPr>
+            <w:r>
+              <w:rPr>
+                <w:b/>
+                <w:bCs/>
+                <w:color w:val="12355B"/>
+                <w:sz w:val="21"/>
+                <w:szCs w:val="21"/>
+              </w:rPr>
+              <w:t xml:space="preserve">3.  </w:t>
+            </w:r>
+            <w:r>
+              <w:rPr>
+                <w:b/>
+                <w:bCs/>
+                <w:sz w:val="20"/>
+                <w:szCs w:val="20"/>
+              </w:rPr>
+              <w:t xml:space="preserve">Each tram ride carries 80 passengers. How many rides are needed to transport 4,000 passengers?</w:t>
+            </w:r>
+          </w:p>
+          <w:p>
+            <w:pPr>
+              <w:spacing w:after="30"/>
+              <w:ind w:left="180"/>
+            </w:pPr>
+            <w:r>
+              <w:rPr>
+                <w:sz w:val="19"/>
+                <w:szCs w:val="19"/>
+              </w:rPr>
+              <w:t xml:space="preserve">A)  50 rides</w:t>
+            </w:r>
+          </w:p>
+          <w:p>
+            <w:pPr>
+              <w:spacing w:after="30"/>
+              <w:ind w:left="180"/>
+            </w:pPr>
+            <w:r>
+              <w:rPr>
+                <w:sz w:val="19"/>
+                <w:szCs w:val="19"/>
+              </w:rPr>
+              <w:t xml:space="preserve">B)  500 rides</w:t>
+            </w:r>
+          </w:p>
+          <w:p>
+            <w:pPr>
+              <w:spacing w:after="30"/>
+              <w:ind w:left="180"/>
+            </w:pPr>
+            <w:r>
+              <w:rPr>
+                <w:sz w:val="19"/>
+                <w:szCs w:val="19"/>
+              </w:rPr>
+              <w:t xml:space="preserve">C)  3,920 rides</w:t>
+            </w:r>
+          </w:p>
+          <w:p>
+            <w:pPr>
+              <w:spacing w:after="30"/>
+              <w:ind w:left="180"/>
+            </w:pPr>
+            <w:r>
+              <w:rPr>
+                <w:sz w:val="19"/>
+                <w:szCs w:val="19"/>
+              </w:rPr>
+              <w:t xml:space="preserve">D)  320,000 rides</w:t>
+            </w:r>
+          </w:p>
+        </w:tc>
+        <w:tc>
+          <w:tcPr>
+            <w:tcW w:type="dxa" w:w="3560"/>
+            <w:tcMar>
+              <w:top w:type="dxa" w:w="80"/>
+              <w:left w:type="dxa" w:w="100"/>
+              <w:bottom w:type="dxa" w:w="80"/>
+              <w:right w:type="dxa" w:w="100"/>
+            </w:tcMar>
+            <w:vAlign w:val="top"/>
+          </w:tcPr>
+          <w:p>
+            <w:pPr>
+              <w:spacing w:after="40"/>
+            </w:pPr>
+            <w:r>
+              <w:rPr>
+                <w:b/>
+                <w:bCs/>
+                <w:color w:val="1FA6A2"/>
+                <w:sz w:val="19"/>
+                <w:szCs w:val="19"/>
+              </w:rPr>
+              <w:t xml:space="preserve">Solution:  </w:t>
+            </w:r>
+            <w:r>
+              <w:rPr>
+                <w:b/>
+                <w:bCs/>
+                <w:sz w:val="19"/>
+                <w:szCs w:val="19"/>
+              </w:rPr>
+              <w:t xml:space="preserve">A)  50 rides</w:t>
+            </w:r>
+          </w:p>
+          <w:p>
+            <w:pPr>
+              <w:spacing w:after="40"/>
+            </w:pPr>
+            <w:r>
+              <w:rPr>
+                <w:i/>
+                <w:iCs/>
+                <w:color w:val="5F6F80"/>
+                <w:sz w:val="18"/>
+                <w:szCs w:val="18"/>
+              </w:rPr>
+              <w:t xml:space="preserve">4,000 ÷ 80 = 50. A tape diagram of 4,000 cut into equal groups of 80 shows why this is division.</w:t>
+            </w:r>
+          </w:p>
+          <w:p>
+            <w:pPr>
+              <w:pBdr>
+                <w:bottom w:val="single" w:color="AFBECC" w:sz="6"/>
+              </w:pBdr>
+              <w:spacing w:after="30" w:before="150"/>
             </w:pPr>
             <w:r>
               <w:t xml:space="preserve"/>
@@ -3599,7 +4515,125 @@
           </w:p>
           <w:p>
             <w:pPr>
-              <w:spacing w:after="0" w:line="320"/>
+              <w:pBdr>
+                <w:bottom w:val="single" w:color="AFBECC" w:sz="6"/>
+              </w:pBdr>
+              <w:spacing w:after="30" w:before="150"/>
+            </w:pPr>
+            <w:r>
+              <w:t xml:space="preserve"/>
+            </w:r>
+          </w:p>
+        </w:tc>
+        <w:tc>
+          <w:tcPr>
+            <w:tcW w:type="dxa" w:w="3000"/>
+            <w:shd w:fill="FBF3E2" w:color="auto" w:val="clear"/>
+            <w:tcMar>
+              <w:top w:type="dxa" w:w="80"/>
+              <w:left w:type="dxa" w:w="100"/>
+              <w:bottom w:type="dxa" w:w="80"/>
+              <w:right w:type="dxa" w:w="100"/>
+            </w:tcMar>
+            <w:vAlign w:val="top"/>
+          </w:tcPr>
+          <w:p>
+            <w:pPr>
+              <w:spacing w:after="40"/>
+            </w:pPr>
+            <w:r>
+              <w:rPr>
+                <w:b/>
+                <w:bCs/>
+                <w:color w:val="12355B"/>
+                <w:sz w:val="19"/>
+                <w:szCs w:val="19"/>
+              </w:rPr>
+              <w:t xml:space="preserve">Because... </w:t>
+            </w:r>
+            <w:r>
+              <w:rPr>
+                <w:color w:val="AFBECC"/>
+                <w:sz w:val="19"/>
+                <w:szCs w:val="19"/>
+              </w:rPr>
+              <w:t xml:space="preserve">________________</w:t>
+            </w:r>
+          </w:p>
+          <w:p>
+            <w:pPr>
+              <w:pBdr>
+                <w:bottom w:val="single" w:color="AFBECC" w:sz="6"/>
+              </w:pBdr>
+              <w:spacing w:after="30" w:before="150"/>
+            </w:pPr>
+            <w:r>
+              <w:t xml:space="preserve"/>
+            </w:r>
+          </w:p>
+          <w:p>
+            <w:pPr>
+              <w:spacing w:after="40" w:before="80"/>
+            </w:pPr>
+            <w:r>
+              <w:rPr>
+                <w:b/>
+                <w:bCs/>
+                <w:color w:val="6B4FA0"/>
+                <w:sz w:val="19"/>
+                <w:szCs w:val="19"/>
+              </w:rPr>
+              <w:t xml:space="preserve">Although... </w:t>
+            </w:r>
+            <w:r>
+              <w:rPr>
+                <w:color w:val="AFBECC"/>
+                <w:sz w:val="19"/>
+                <w:szCs w:val="19"/>
+              </w:rPr>
+              <w:t xml:space="preserve">_______________</w:t>
+            </w:r>
+          </w:p>
+          <w:p>
+            <w:pPr>
+              <w:pBdr>
+                <w:bottom w:val="single" w:color="AFBECC" w:sz="6"/>
+              </w:pBdr>
+              <w:spacing w:after="30" w:before="150"/>
+            </w:pPr>
+            <w:r>
+              <w:t xml:space="preserve"/>
+            </w:r>
+          </w:p>
+          <w:p>
+            <w:pPr>
+              <w:spacing w:after="40" w:before="80"/>
+            </w:pPr>
+            <w:r>
+              <w:rPr>
+                <w:b/>
+                <w:bCs/>
+                <w:color w:val="1FA6A2"/>
+                <w:sz w:val="19"/>
+                <w:szCs w:val="19"/>
+              </w:rPr>
+              <w:t xml:space="preserve">Therefore... </w:t>
+            </w:r>
+            <w:r>
+              <w:rPr>
+                <w:color w:val="AFBECC"/>
+                <w:sz w:val="19"/>
+                <w:szCs w:val="19"/>
+              </w:rPr>
+              <w:t xml:space="preserve">______________</w:t>
+            </w:r>
+          </w:p>
+          <w:p>
+            <w:pPr>
+              <w:pBdr>
+                <w:bottom w:val="single" w:color="AFBECC" w:sz="6"/>
+              </w:pBdr>
+              <w:spacing w:after="30" w:before="150"/>
             </w:pPr>
             <w:r>
               <w:t xml:space="preserve"/>
@@ -3610,58 +4644,197 @@
     </w:tbl>
     <w:p>
       <w:pPr>
-        <w:keepNext/>
-        <w:spacing w:after="60" w:before="160"/>
-      </w:pPr>
-      <w:r>
-        <w:rPr>
-          <w:b/>
-          <w:bCs/>
-          <w:color w:val="12355B"/>
-          <w:sz w:val="22"/>
-          <w:szCs w:val="22"/>
-        </w:rPr>
-        <w:t xml:space="preserve">4.  </w:t>
-      </w:r>
-      <w:r>
-        <w:rPr>
-          <w:b/>
-          <w:bCs/>
-          <w:sz w:val="21"/>
-          <w:szCs w:val="21"/>
-        </w:rPr>
-        <w:t xml:space="preserve">How can a tape diagram help you visualize the tram problem of moving 4,000 passengers?</w:t>
+        <w:spacing w:after="80"/>
+      </w:pPr>
+      <w:r>
+        <w:t xml:space="preserve"/>
       </w:r>
     </w:p>
     <w:tbl>
       <w:tblPr>
-        <w:tblW w:type="pct" w:w="100%"/>
+        <w:tblW w:type="dxa" w:w="9360"/>
         <w:tblBorders>
           <w:top w:val="single" w:color="C7D2DD" w:sz="6"/>
           <w:left w:val="single" w:color="C7D2DD" w:sz="6"/>
           <w:bottom w:val="single" w:color="C7D2DD" w:sz="6"/>
           <w:right w:val="single" w:color="C7D2DD" w:sz="6"/>
-          <w:insideH w:val="single" w:color="auto" w:sz="4"/>
-          <w:insideV w:val="single" w:color="auto" w:sz="4"/>
+          <w:insideH w:val="single" w:color="C7D2DD" w:sz="6"/>
+          <w:insideV w:val="single" w:color="C7D2DD" w:sz="6"/>
         </w:tblBorders>
       </w:tblPr>
       <w:tblGrid>
-        <w:gridCol w:w="100"/>
+        <w:gridCol w:w="2800"/>
+        <w:gridCol w:w="3560"/>
+        <w:gridCol w:w="3000"/>
       </w:tblGrid>
       <w:tr>
-        <w:tc>
-          <w:tcPr>
+        <w:trPr>
+          <w:cantSplit/>
+          <w:tblHeader/>
+        </w:trPr>
+        <w:tc>
+          <w:tcPr>
+            <w:tcW w:type="dxa" w:w="2800"/>
+            <w:shd w:fill="EEF4F8" w:color="auto" w:val="clear"/>
+            <w:tcMar>
+              <w:top w:type="dxa" w:w="60"/>
+              <w:left w:type="dxa" w:w="100"/>
+              <w:bottom w:type="dxa" w:w="60"/>
+              <w:right w:type="dxa" w:w="100"/>
+            </w:tcMar>
+          </w:tcPr>
+          <w:p>
+            <w:pPr>
+              <w:spacing w:after="0"/>
+            </w:pPr>
+            <w:r>
+              <w:rPr>
+                <w:b/>
+                <w:bCs/>
+                <w:color w:val="12355B"/>
+                <w:sz w:val="16"/>
+                <w:szCs w:val="16"/>
+              </w:rPr>
+              <w:t xml:space="preserve">CORE PROBLEM / GIVEN REPRESENTATION</w:t>
+            </w:r>
+          </w:p>
+        </w:tc>
+        <w:tc>
+          <w:tcPr>
+            <w:tcW w:type="dxa" w:w="3560"/>
+            <w:shd w:fill="EEF4F8" w:color="auto" w:val="clear"/>
+            <w:tcMar>
+              <w:top w:type="dxa" w:w="60"/>
+              <w:left w:type="dxa" w:w="100"/>
+              <w:bottom w:type="dxa" w:w="60"/>
+              <w:right w:type="dxa" w:w="100"/>
+            </w:tcMar>
+          </w:tcPr>
+          <w:p>
+            <w:pPr>
+              <w:spacing w:after="0"/>
+            </w:pPr>
+            <w:r>
+              <w:rPr>
+                <w:b/>
+                <w:bCs/>
+                <w:color w:val="12355B"/>
+                <w:sz w:val="16"/>
+                <w:szCs w:val="16"/>
+              </w:rPr>
+              <w:t xml:space="preserve">WORKING SPACE / CALCULATION STEPS</w:t>
+            </w:r>
+          </w:p>
+        </w:tc>
+        <w:tc>
+          <w:tcPr>
+            <w:tcW w:type="dxa" w:w="3000"/>
             <w:shd w:fill="FBF3E2" w:color="auto" w:val="clear"/>
             <w:tcMar>
               <w:top w:type="dxa" w:w="60"/>
-              <w:left w:type="dxa" w:w="120"/>
+              <w:left w:type="dxa" w:w="100"/>
               <w:bottom w:type="dxa" w:w="60"/>
-              <w:right w:type="dxa" w:w="120"/>
-            </w:tcMar>
-          </w:tcPr>
-          <w:p>
-            <w:pPr>
-              <w:spacing w:after="0" w:line="320"/>
+              <w:right w:type="dxa" w:w="100"/>
+            </w:tcMar>
+          </w:tcPr>
+          <w:p>
+            <w:pPr>
+              <w:spacing w:after="0"/>
+            </w:pPr>
+            <w:r>
+              <w:rPr>
+                <w:b/>
+                <w:bCs/>
+                <w:color w:val="B97A12"/>
+                <w:sz w:val="16"/>
+                <w:szCs w:val="16"/>
+              </w:rPr>
+              <w:t xml:space="preserve">EXPLAIN YOUR REASONING</w:t>
+            </w:r>
+          </w:p>
+        </w:tc>
+      </w:tr>
+      <w:tr>
+        <w:trPr>
+          <w:cantSplit/>
+        </w:trPr>
+        <w:tc>
+          <w:tcPr>
+            <w:tcW w:type="dxa" w:w="2800"/>
+            <w:tcMar>
+              <w:top w:type="dxa" w:w="80"/>
+              <w:left w:type="dxa" w:w="100"/>
+              <w:bottom w:type="dxa" w:w="80"/>
+              <w:right w:type="dxa" w:w="100"/>
+            </w:tcMar>
+            <w:vAlign w:val="top"/>
+          </w:tcPr>
+          <w:p>
+            <w:pPr>
+              <w:spacing w:after="60"/>
+            </w:pPr>
+            <w:r>
+              <w:rPr>
+                <w:b/>
+                <w:bCs/>
+                <w:color w:val="12355B"/>
+                <w:sz w:val="21"/>
+                <w:szCs w:val="21"/>
+              </w:rPr>
+              <w:t xml:space="preserve">4.  </w:t>
+            </w:r>
+            <w:r>
+              <w:rPr>
+                <w:b/>
+                <w:bCs/>
+                <w:sz w:val="20"/>
+                <w:szCs w:val="20"/>
+              </w:rPr>
+              <w:t xml:space="preserve">A tram carries 80 passengers per ride. How can a tape diagram show how many rides transport 4,000 passengers?</w:t>
+            </w:r>
+          </w:p>
+        </w:tc>
+        <w:tc>
+          <w:tcPr>
+            <w:tcW w:type="dxa" w:w="3560"/>
+            <w:tcMar>
+              <w:top w:type="dxa" w:w="80"/>
+              <w:left w:type="dxa" w:w="100"/>
+              <w:bottom w:type="dxa" w:w="80"/>
+              <w:right w:type="dxa" w:w="100"/>
+            </w:tcMar>
+            <w:vAlign w:val="top"/>
+          </w:tcPr>
+          <w:p>
+            <w:pPr>
+              <w:spacing w:after="40"/>
+            </w:pPr>
+            <w:r>
+              <w:rPr>
+                <w:b/>
+                <w:bCs/>
+                <w:color w:val="1FA6A2"/>
+                <w:sz w:val="19"/>
+                <w:szCs w:val="19"/>
+              </w:rPr>
+              <w:t xml:space="preserve">Solution:  </w:t>
+            </w:r>
+            <w:r>
+              <w:rPr>
+                <w:b/>
+                <w:bCs/>
+                <w:sz w:val="19"/>
+                <w:szCs w:val="19"/>
+              </w:rPr>
+              <w:t xml:space="preserve">Answers vary.</w:t>
+            </w:r>
+          </w:p>
+          <w:p>
+            <w:pPr>
+              <w:pBdr>
+                <w:bottom w:val="single" w:color="AFBECC" w:sz="6"/>
+              </w:pBdr>
+              <w:spacing w:after="30" w:before="150"/>
             </w:pPr>
             <w:r>
               <w:t xml:space="preserve"/>
@@ -3669,15 +4842,57 @@
           </w:p>
           <w:p>
             <w:pPr>
-              <w:spacing w:after="0" w:line="320"/>
+              <w:pBdr>
+                <w:bottom w:val="single" w:color="AFBECC" w:sz="6"/>
+              </w:pBdr>
+              <w:spacing w:after="30" w:before="150"/>
             </w:pPr>
             <w:r>
               <w:t xml:space="preserve"/>
             </w:r>
           </w:p>
-          <w:p>
-            <w:pPr>
-              <w:spacing w:after="0" w:line="320"/>
+        </w:tc>
+        <w:tc>
+          <w:tcPr>
+            <w:tcW w:type="dxa" w:w="3000"/>
+            <w:shd w:fill="FBF3E2" w:color="auto" w:val="clear"/>
+            <w:tcMar>
+              <w:top w:type="dxa" w:w="80"/>
+              <w:left w:type="dxa" w:w="100"/>
+              <w:bottom w:type="dxa" w:w="80"/>
+              <w:right w:type="dxa" w:w="100"/>
+            </w:tcMar>
+            <w:vAlign w:val="top"/>
+          </w:tcPr>
+          <w:p>
+            <w:pPr>
+              <w:spacing w:after="40"/>
+            </w:pPr>
+            <w:r>
+              <w:rPr>
+                <w:b/>
+                <w:bCs/>
+                <w:color w:val="12355B"/>
+                <w:sz w:val="19"/>
+                <w:szCs w:val="19"/>
+              </w:rPr>
+              <w:t xml:space="preserve">Because... </w:t>
+            </w:r>
+            <w:r>
+              <w:rPr>
+                <w:color w:val="AFBECC"/>
+                <w:sz w:val="19"/>
+                <w:szCs w:val="19"/>
+              </w:rPr>
+              <w:t xml:space="preserve">________________</w:t>
+            </w:r>
+          </w:p>
+          <w:p>
+            <w:pPr>
+              <w:pBdr>
+                <w:bottom w:val="single" w:color="AFBECC" w:sz="6"/>
+              </w:pBdr>
+              <w:spacing w:after="30" w:before="150"/>
             </w:pPr>
             <w:r>
               <w:t xml:space="preserve"/>
@@ -3685,7 +4900,67 @@
           </w:p>
           <w:p>
             <w:pPr>
-              <w:spacing w:after="0" w:line="320"/>
+              <w:spacing w:after="40" w:before="80"/>
+            </w:pPr>
+            <w:r>
+              <w:rPr>
+                <w:b/>
+                <w:bCs/>
+                <w:color w:val="6B4FA0"/>
+                <w:sz w:val="19"/>
+                <w:szCs w:val="19"/>
+              </w:rPr>
+              <w:t xml:space="preserve">Although... </w:t>
+            </w:r>
+            <w:r>
+              <w:rPr>
+                <w:color w:val="AFBECC"/>
+                <w:sz w:val="19"/>
+                <w:szCs w:val="19"/>
+              </w:rPr>
+              <w:t xml:space="preserve">_______________</w:t>
+            </w:r>
+          </w:p>
+          <w:p>
+            <w:pPr>
+              <w:pBdr>
+                <w:bottom w:val="single" w:color="AFBECC" w:sz="6"/>
+              </w:pBdr>
+              <w:spacing w:after="30" w:before="150"/>
+            </w:pPr>
+            <w:r>
+              <w:t xml:space="preserve"/>
+            </w:r>
+          </w:p>
+          <w:p>
+            <w:pPr>
+              <w:spacing w:after="40" w:before="80"/>
+            </w:pPr>
+            <w:r>
+              <w:rPr>
+                <w:b/>
+                <w:bCs/>
+                <w:color w:val="1FA6A2"/>
+                <w:sz w:val="19"/>
+                <w:szCs w:val="19"/>
+              </w:rPr>
+              <w:t xml:space="preserve">Therefore... </w:t>
+            </w:r>
+            <w:r>
+              <w:rPr>
+                <w:color w:val="AFBECC"/>
+                <w:sz w:val="19"/>
+                <w:szCs w:val="19"/>
+              </w:rPr>
+              <w:t xml:space="preserve">______________</w:t>
+            </w:r>
+          </w:p>
+          <w:p>
+            <w:pPr>
+              <w:pBdr>
+                <w:bottom w:val="single" w:color="AFBECC" w:sz="6"/>
+              </w:pBdr>
+              <w:spacing w:after="30" w:before="150"/>
             </w:pPr>
             <w:r>
               <w:t xml:space="preserve"/>
@@ -3694,6 +4969,14 @@
         </w:tc>
       </w:tr>
     </w:tbl>
+    <w:p>
+      <w:pPr>
+        <w:spacing w:after="80"/>
+      </w:pPr>
+      <w:r>
+        <w:t xml:space="preserve"/>
+      </w:r>
+    </w:p>
     <w:p>
       <w:pPr>
         <w:pStyle w:val="Heading2"/>
@@ -3720,120 +5003,258 @@
         <w:t xml:space="preserve">   grade-level practice</w:t>
       </w:r>
     </w:p>
-    <w:p>
-      <w:pPr>
-        <w:keepNext/>
-        <w:spacing w:after="60" w:before="160"/>
-      </w:pPr>
-      <w:r>
-        <w:rPr>
-          <w:b/>
-          <w:bCs/>
-          <w:color w:val="12355B"/>
-          <w:sz w:val="22"/>
-          <w:szCs w:val="22"/>
-        </w:rPr>
-        <w:t xml:space="preserve">5.  </w:t>
-      </w:r>
-      <w:r>
-        <w:rPr>
-          <w:b/>
-          <w:bCs/>
-          <w:sz w:val="21"/>
-          <w:szCs w:val="21"/>
-        </w:rPr>
-        <w:t xml:space="preserve">The 50 rides take 625 minutes. About how many HOURS is that?</w:t>
-      </w:r>
-    </w:p>
-    <w:p>
-      <w:pPr>
-        <w:spacing w:after="40"/>
-        <w:ind w:left="420"/>
-      </w:pPr>
-      <w:r>
-        <w:rPr>
-          <w:sz w:val="20"/>
-          <w:szCs w:val="20"/>
-        </w:rPr>
-        <w:t xml:space="preserve">A)  About 6.25 hours</w:t>
-      </w:r>
-    </w:p>
-    <w:p>
-      <w:pPr>
-        <w:spacing w:after="40"/>
-        <w:ind w:left="420"/>
-      </w:pPr>
-      <w:r>
-        <w:rPr>
-          <w:sz w:val="20"/>
-          <w:szCs w:val="20"/>
-        </w:rPr>
-        <w:t xml:space="preserve">B)  About 10.42 hours</w:t>
-      </w:r>
-    </w:p>
-    <w:p>
-      <w:pPr>
-        <w:spacing w:after="40"/>
-        <w:ind w:left="420"/>
-      </w:pPr>
-      <w:r>
-        <w:rPr>
-          <w:sz w:val="20"/>
-          <w:szCs w:val="20"/>
-        </w:rPr>
-        <w:t xml:space="preserve">C)  About 12.5 hours</w:t>
-      </w:r>
-    </w:p>
-    <w:p>
-      <w:pPr>
-        <w:spacing w:after="40"/>
-        <w:ind w:left="420"/>
-      </w:pPr>
-      <w:r>
-        <w:rPr>
-          <w:sz w:val="20"/>
-          <w:szCs w:val="20"/>
-        </w:rPr>
-        <w:t xml:space="preserve">D)  About 62.5 hours</w:t>
-      </w:r>
-    </w:p>
-    <w:p>
-      <w:pPr>
-        <w:spacing w:after="20"/>
-      </w:pPr>
-      <w:r>
-        <w:t xml:space="preserve"/>
-      </w:r>
-    </w:p>
     <w:tbl>
       <w:tblPr>
-        <w:tblW w:type="pct" w:w="100%"/>
+        <w:tblW w:type="dxa" w:w="9360"/>
         <w:tblBorders>
           <w:top w:val="single" w:color="C7D2DD" w:sz="6"/>
           <w:left w:val="single" w:color="C7D2DD" w:sz="6"/>
           <w:bottom w:val="single" w:color="C7D2DD" w:sz="6"/>
           <w:right w:val="single" w:color="C7D2DD" w:sz="6"/>
-          <w:insideH w:val="single" w:color="auto" w:sz="4"/>
-          <w:insideV w:val="single" w:color="auto" w:sz="4"/>
+          <w:insideH w:val="single" w:color="C7D2DD" w:sz="6"/>
+          <w:insideV w:val="single" w:color="C7D2DD" w:sz="6"/>
         </w:tblBorders>
       </w:tblPr>
       <w:tblGrid>
-        <w:gridCol w:w="100"/>
+        <w:gridCol w:w="2800"/>
+        <w:gridCol w:w="3560"/>
+        <w:gridCol w:w="3000"/>
       </w:tblGrid>
       <w:tr>
-        <w:tc>
-          <w:tcPr>
+        <w:trPr>
+          <w:cantSplit/>
+          <w:tblHeader/>
+        </w:trPr>
+        <w:tc>
+          <w:tcPr>
+            <w:tcW w:type="dxa" w:w="2800"/>
+            <w:shd w:fill="EEF4F8" w:color="auto" w:val="clear"/>
+            <w:tcMar>
+              <w:top w:type="dxa" w:w="60"/>
+              <w:left w:type="dxa" w:w="100"/>
+              <w:bottom w:type="dxa" w:w="60"/>
+              <w:right w:type="dxa" w:w="100"/>
+            </w:tcMar>
+          </w:tcPr>
+          <w:p>
+            <w:pPr>
+              <w:spacing w:after="0"/>
+            </w:pPr>
+            <w:r>
+              <w:rPr>
+                <w:b/>
+                <w:bCs/>
+                <w:color w:val="12355B"/>
+                <w:sz w:val="16"/>
+                <w:szCs w:val="16"/>
+              </w:rPr>
+              <w:t xml:space="preserve">CORE PROBLEM / GIVEN REPRESENTATION</w:t>
+            </w:r>
+          </w:p>
+        </w:tc>
+        <w:tc>
+          <w:tcPr>
+            <w:tcW w:type="dxa" w:w="3560"/>
+            <w:shd w:fill="EEF4F8" w:color="auto" w:val="clear"/>
+            <w:tcMar>
+              <w:top w:type="dxa" w:w="60"/>
+              <w:left w:type="dxa" w:w="100"/>
+              <w:bottom w:type="dxa" w:w="60"/>
+              <w:right w:type="dxa" w:w="100"/>
+            </w:tcMar>
+          </w:tcPr>
+          <w:p>
+            <w:pPr>
+              <w:spacing w:after="0"/>
+            </w:pPr>
+            <w:r>
+              <w:rPr>
+                <w:b/>
+                <w:bCs/>
+                <w:color w:val="12355B"/>
+                <w:sz w:val="16"/>
+                <w:szCs w:val="16"/>
+              </w:rPr>
+              <w:t xml:space="preserve">WORKING SPACE / CALCULATION STEPS</w:t>
+            </w:r>
+          </w:p>
+        </w:tc>
+        <w:tc>
+          <w:tcPr>
+            <w:tcW w:type="dxa" w:w="3000"/>
             <w:shd w:fill="FBF3E2" w:color="auto" w:val="clear"/>
             <w:tcMar>
               <w:top w:type="dxa" w:w="60"/>
-              <w:left w:type="dxa" w:w="120"/>
+              <w:left w:type="dxa" w:w="100"/>
               <w:bottom w:type="dxa" w:w="60"/>
-              <w:right w:type="dxa" w:w="120"/>
-            </w:tcMar>
-          </w:tcPr>
-          <w:p>
-            <w:pPr>
-              <w:spacing w:after="0" w:line="320"/>
+              <w:right w:type="dxa" w:w="100"/>
+            </w:tcMar>
+          </w:tcPr>
+          <w:p>
+            <w:pPr>
+              <w:spacing w:after="0"/>
+            </w:pPr>
+            <w:r>
+              <w:rPr>
+                <w:b/>
+                <w:bCs/>
+                <w:color w:val="B97A12"/>
+                <w:sz w:val="16"/>
+                <w:szCs w:val="16"/>
+              </w:rPr>
+              <w:t xml:space="preserve">EXPLAIN YOUR REASONING</w:t>
+            </w:r>
+          </w:p>
+        </w:tc>
+      </w:tr>
+      <w:tr>
+        <w:trPr>
+          <w:cantSplit/>
+        </w:trPr>
+        <w:tc>
+          <w:tcPr>
+            <w:tcW w:type="dxa" w:w="2800"/>
+            <w:tcMar>
+              <w:top w:type="dxa" w:w="80"/>
+              <w:left w:type="dxa" w:w="100"/>
+              <w:bottom w:type="dxa" w:w="80"/>
+              <w:right w:type="dxa" w:w="100"/>
+            </w:tcMar>
+            <w:vAlign w:val="top"/>
+          </w:tcPr>
+          <w:p>
+            <w:pPr>
+              <w:spacing w:after="60"/>
+            </w:pPr>
+            <w:r>
+              <w:rPr>
+                <w:b/>
+                <w:bCs/>
+                <w:color w:val="12355B"/>
+                <w:sz w:val="21"/>
+                <w:szCs w:val="21"/>
+              </w:rPr>
+              <w:t xml:space="preserve">5.  </w:t>
+            </w:r>
+            <w:r>
+              <w:rPr>
+                <w:b/>
+                <w:bCs/>
+                <w:sz w:val="20"/>
+                <w:szCs w:val="20"/>
+              </w:rPr>
+              <w:t xml:space="preserve">The 50 rides take 625 minutes. About how many HOURS is that?</w:t>
+            </w:r>
+          </w:p>
+          <w:p>
+            <w:pPr>
+              <w:spacing w:after="30"/>
+              <w:ind w:left="180"/>
+            </w:pPr>
+            <w:r>
+              <w:rPr>
+                <w:sz w:val="19"/>
+                <w:szCs w:val="19"/>
+              </w:rPr>
+              <w:t xml:space="preserve">A)  About 6.25 hours</w:t>
+            </w:r>
+          </w:p>
+          <w:p>
+            <w:pPr>
+              <w:spacing w:after="30"/>
+              <w:ind w:left="180"/>
+            </w:pPr>
+            <w:r>
+              <w:rPr>
+                <w:sz w:val="19"/>
+                <w:szCs w:val="19"/>
+              </w:rPr>
+              <w:t xml:space="preserve">B)  About 10.42 hours</w:t>
+            </w:r>
+          </w:p>
+          <w:p>
+            <w:pPr>
+              <w:spacing w:after="30"/>
+              <w:ind w:left="180"/>
+            </w:pPr>
+            <w:r>
+              <w:rPr>
+                <w:sz w:val="19"/>
+                <w:szCs w:val="19"/>
+              </w:rPr>
+              <w:t xml:space="preserve">C)  About 12.5 hours</w:t>
+            </w:r>
+          </w:p>
+          <w:p>
+            <w:pPr>
+              <w:spacing w:after="30"/>
+              <w:ind w:left="180"/>
+            </w:pPr>
+            <w:r>
+              <w:rPr>
+                <w:sz w:val="19"/>
+                <w:szCs w:val="19"/>
+              </w:rPr>
+              <w:t xml:space="preserve">D)  About 62.5 hours</w:t>
+            </w:r>
+          </w:p>
+        </w:tc>
+        <w:tc>
+          <w:tcPr>
+            <w:tcW w:type="dxa" w:w="3560"/>
+            <w:tcMar>
+              <w:top w:type="dxa" w:w="80"/>
+              <w:left w:type="dxa" w:w="100"/>
+              <w:bottom w:type="dxa" w:w="80"/>
+              <w:right w:type="dxa" w:w="100"/>
+            </w:tcMar>
+            <w:vAlign w:val="top"/>
+          </w:tcPr>
+          <w:p>
+            <w:pPr>
+              <w:spacing w:after="40"/>
+            </w:pPr>
+            <w:r>
+              <w:rPr>
+                <w:b/>
+                <w:bCs/>
+                <w:color w:val="1FA6A2"/>
+                <w:sz w:val="19"/>
+                <w:szCs w:val="19"/>
+              </w:rPr>
+              <w:t xml:space="preserve">Solution:  </w:t>
+            </w:r>
+            <w:r>
+              <w:rPr>
+                <w:b/>
+                <w:bCs/>
+                <w:sz w:val="19"/>
+                <w:szCs w:val="19"/>
+              </w:rPr>
+              <w:t xml:space="preserve">B)  About 10.42 hours</w:t>
+            </w:r>
+          </w:p>
+          <w:p>
+            <w:pPr>
+              <w:spacing w:after="40"/>
+            </w:pPr>
+            <w:r>
+              <w:rPr>
+                <w:i/>
+                <w:iCs/>
+                <w:color w:val="5F6F80"/>
+                <w:sz w:val="18"/>
+                <w:szCs w:val="18"/>
+              </w:rPr>
+              <w:t xml:space="preserve">625 ÷ 60 ≈ 10.42, so it would take about 10.42 hours to transport 4,000 passengers.</w:t>
+            </w:r>
+          </w:p>
+          <w:p>
+            <w:pPr>
+              <w:pBdr>
+                <w:bottom w:val="single" w:color="AFBECC" w:sz="6"/>
+              </w:pBdr>
+              <w:spacing w:after="30" w:before="150"/>
             </w:pPr>
             <w:r>
               <w:t xml:space="preserve"/>
@@ -3841,7 +5262,125 @@
           </w:p>
           <w:p>
             <w:pPr>
-              <w:spacing w:after="0" w:line="320"/>
+              <w:pBdr>
+                <w:bottom w:val="single" w:color="AFBECC" w:sz="6"/>
+              </w:pBdr>
+              <w:spacing w:after="30" w:before="150"/>
+            </w:pPr>
+            <w:r>
+              <w:t xml:space="preserve"/>
+            </w:r>
+          </w:p>
+        </w:tc>
+        <w:tc>
+          <w:tcPr>
+            <w:tcW w:type="dxa" w:w="3000"/>
+            <w:shd w:fill="FBF3E2" w:color="auto" w:val="clear"/>
+            <w:tcMar>
+              <w:top w:type="dxa" w:w="80"/>
+              <w:left w:type="dxa" w:w="100"/>
+              <w:bottom w:type="dxa" w:w="80"/>
+              <w:right w:type="dxa" w:w="100"/>
+            </w:tcMar>
+            <w:vAlign w:val="top"/>
+          </w:tcPr>
+          <w:p>
+            <w:pPr>
+              <w:spacing w:after="40"/>
+            </w:pPr>
+            <w:r>
+              <w:rPr>
+                <w:b/>
+                <w:bCs/>
+                <w:color w:val="12355B"/>
+                <w:sz w:val="19"/>
+                <w:szCs w:val="19"/>
+              </w:rPr>
+              <w:t xml:space="preserve">Because... </w:t>
+            </w:r>
+            <w:r>
+              <w:rPr>
+                <w:color w:val="AFBECC"/>
+                <w:sz w:val="19"/>
+                <w:szCs w:val="19"/>
+              </w:rPr>
+              <w:t xml:space="preserve">________________</w:t>
+            </w:r>
+          </w:p>
+          <w:p>
+            <w:pPr>
+              <w:pBdr>
+                <w:bottom w:val="single" w:color="AFBECC" w:sz="6"/>
+              </w:pBdr>
+              <w:spacing w:after="30" w:before="150"/>
+            </w:pPr>
+            <w:r>
+              <w:t xml:space="preserve"/>
+            </w:r>
+          </w:p>
+          <w:p>
+            <w:pPr>
+              <w:spacing w:after="40" w:before="80"/>
+            </w:pPr>
+            <w:r>
+              <w:rPr>
+                <w:b/>
+                <w:bCs/>
+                <w:color w:val="6B4FA0"/>
+                <w:sz w:val="19"/>
+                <w:szCs w:val="19"/>
+              </w:rPr>
+              <w:t xml:space="preserve">Although... </w:t>
+            </w:r>
+            <w:r>
+              <w:rPr>
+                <w:color w:val="AFBECC"/>
+                <w:sz w:val="19"/>
+                <w:szCs w:val="19"/>
+              </w:rPr>
+              <w:t xml:space="preserve">_______________</w:t>
+            </w:r>
+          </w:p>
+          <w:p>
+            <w:pPr>
+              <w:pBdr>
+                <w:bottom w:val="single" w:color="AFBECC" w:sz="6"/>
+              </w:pBdr>
+              <w:spacing w:after="30" w:before="150"/>
+            </w:pPr>
+            <w:r>
+              <w:t xml:space="preserve"/>
+            </w:r>
+          </w:p>
+          <w:p>
+            <w:pPr>
+              <w:spacing w:after="40" w:before="80"/>
+            </w:pPr>
+            <w:r>
+              <w:rPr>
+                <w:b/>
+                <w:bCs/>
+                <w:color w:val="1FA6A2"/>
+                <w:sz w:val="19"/>
+                <w:szCs w:val="19"/>
+              </w:rPr>
+              <w:t xml:space="preserve">Therefore... </w:t>
+            </w:r>
+            <w:r>
+              <w:rPr>
+                <w:color w:val="AFBECC"/>
+                <w:sz w:val="19"/>
+                <w:szCs w:val="19"/>
+              </w:rPr>
+              <w:t xml:space="preserve">______________</w:t>
+            </w:r>
+          </w:p>
+          <w:p>
+            <w:pPr>
+              <w:pBdr>
+                <w:bottom w:val="single" w:color="AFBECC" w:sz="6"/>
+              </w:pBdr>
+              <w:spacing w:after="30" w:before="150"/>
             </w:pPr>
             <w:r>
               <w:t xml:space="preserve"/>
@@ -3852,84 +5391,7 @@
     </w:tbl>
     <w:p>
       <w:pPr>
-        <w:keepNext/>
-        <w:spacing w:after="60" w:before="160"/>
-      </w:pPr>
-      <w:r>
-        <w:rPr>
-          <w:b/>
-          <w:bCs/>
-          <w:color w:val="12355B"/>
-          <w:sz w:val="22"/>
-          <w:szCs w:val="22"/>
-        </w:rPr>
-        <w:t xml:space="preserve">6.  </w:t>
-      </w:r>
-      <w:r>
-        <w:rPr>
-          <w:b/>
-          <w:bCs/>
-          <w:sz w:val="21"/>
-          <w:szCs w:val="21"/>
-        </w:rPr>
-        <w:t xml:space="preserve">How does the answer change for 2,000 passengers? Each ride carries 80 passengers and takes 12.5 minutes. How many MINUTES are needed?</w:t>
-      </w:r>
-    </w:p>
-    <w:p>
-      <w:pPr>
-        <w:spacing w:after="40"/>
-        <w:ind w:left="420"/>
-      </w:pPr>
-      <w:r>
-        <w:rPr>
-          <w:sz w:val="20"/>
-          <w:szCs w:val="20"/>
-        </w:rPr>
-        <w:t xml:space="preserve">A)  31.25 minutes</w:t>
-      </w:r>
-    </w:p>
-    <w:p>
-      <w:pPr>
-        <w:spacing w:after="40"/>
-        <w:ind w:left="420"/>
-      </w:pPr>
-      <w:r>
-        <w:rPr>
-          <w:sz w:val="20"/>
-          <w:szCs w:val="20"/>
-        </w:rPr>
-        <w:t xml:space="preserve">B)  300 minutes</w:t>
-      </w:r>
-    </w:p>
-    <w:p>
-      <w:pPr>
-        <w:spacing w:after="40"/>
-        <w:ind w:left="420"/>
-      </w:pPr>
-      <w:r>
-        <w:rPr>
-          <w:sz w:val="20"/>
-          <w:szCs w:val="20"/>
-        </w:rPr>
-        <w:t xml:space="preserve">C)  312.5 minutes</w:t>
-      </w:r>
-    </w:p>
-    <w:p>
-      <w:pPr>
-        <w:spacing w:after="40"/>
-        <w:ind w:left="420"/>
-      </w:pPr>
-      <w:r>
-        <w:rPr>
-          <w:sz w:val="20"/>
-          <w:szCs w:val="20"/>
-        </w:rPr>
-        <w:t xml:space="preserve">D)  3,125 minutes</w:t>
-      </w:r>
-    </w:p>
-    <w:p>
-      <w:pPr>
-        <w:spacing w:after="20"/>
+        <w:spacing w:after="80"/>
       </w:pPr>
       <w:r>
         <w:t xml:space="preserve"/>
@@ -3937,33 +5399,256 @@
     </w:p>
     <w:tbl>
       <w:tblPr>
-        <w:tblW w:type="pct" w:w="100%"/>
+        <w:tblW w:type="dxa" w:w="9360"/>
         <w:tblBorders>
           <w:top w:val="single" w:color="C7D2DD" w:sz="6"/>
           <w:left w:val="single" w:color="C7D2DD" w:sz="6"/>
           <w:bottom w:val="single" w:color="C7D2DD" w:sz="6"/>
           <w:right w:val="single" w:color="C7D2DD" w:sz="6"/>
-          <w:insideH w:val="single" w:color="auto" w:sz="4"/>
-          <w:insideV w:val="single" w:color="auto" w:sz="4"/>
+          <w:insideH w:val="single" w:color="C7D2DD" w:sz="6"/>
+          <w:insideV w:val="single" w:color="C7D2DD" w:sz="6"/>
         </w:tblBorders>
       </w:tblPr>
       <w:tblGrid>
-        <w:gridCol w:w="100"/>
+        <w:gridCol w:w="2800"/>
+        <w:gridCol w:w="3560"/>
+        <w:gridCol w:w="3000"/>
       </w:tblGrid>
       <w:tr>
-        <w:tc>
-          <w:tcPr>
+        <w:trPr>
+          <w:cantSplit/>
+          <w:tblHeader/>
+        </w:trPr>
+        <w:tc>
+          <w:tcPr>
+            <w:tcW w:type="dxa" w:w="2800"/>
+            <w:shd w:fill="EEF4F8" w:color="auto" w:val="clear"/>
+            <w:tcMar>
+              <w:top w:type="dxa" w:w="60"/>
+              <w:left w:type="dxa" w:w="100"/>
+              <w:bottom w:type="dxa" w:w="60"/>
+              <w:right w:type="dxa" w:w="100"/>
+            </w:tcMar>
+          </w:tcPr>
+          <w:p>
+            <w:pPr>
+              <w:spacing w:after="0"/>
+            </w:pPr>
+            <w:r>
+              <w:rPr>
+                <w:b/>
+                <w:bCs/>
+                <w:color w:val="12355B"/>
+                <w:sz w:val="16"/>
+                <w:szCs w:val="16"/>
+              </w:rPr>
+              <w:t xml:space="preserve">CORE PROBLEM / GIVEN REPRESENTATION</w:t>
+            </w:r>
+          </w:p>
+        </w:tc>
+        <w:tc>
+          <w:tcPr>
+            <w:tcW w:type="dxa" w:w="3560"/>
+            <w:shd w:fill="EEF4F8" w:color="auto" w:val="clear"/>
+            <w:tcMar>
+              <w:top w:type="dxa" w:w="60"/>
+              <w:left w:type="dxa" w:w="100"/>
+              <w:bottom w:type="dxa" w:w="60"/>
+              <w:right w:type="dxa" w:w="100"/>
+            </w:tcMar>
+          </w:tcPr>
+          <w:p>
+            <w:pPr>
+              <w:spacing w:after="0"/>
+            </w:pPr>
+            <w:r>
+              <w:rPr>
+                <w:b/>
+                <w:bCs/>
+                <w:color w:val="12355B"/>
+                <w:sz w:val="16"/>
+                <w:szCs w:val="16"/>
+              </w:rPr>
+              <w:t xml:space="preserve">WORKING SPACE / CALCULATION STEPS</w:t>
+            </w:r>
+          </w:p>
+        </w:tc>
+        <w:tc>
+          <w:tcPr>
+            <w:tcW w:type="dxa" w:w="3000"/>
             <w:shd w:fill="FBF3E2" w:color="auto" w:val="clear"/>
             <w:tcMar>
               <w:top w:type="dxa" w:w="60"/>
-              <w:left w:type="dxa" w:w="120"/>
+              <w:left w:type="dxa" w:w="100"/>
               <w:bottom w:type="dxa" w:w="60"/>
-              <w:right w:type="dxa" w:w="120"/>
-            </w:tcMar>
-          </w:tcPr>
-          <w:p>
-            <w:pPr>
-              <w:spacing w:after="0" w:line="320"/>
+              <w:right w:type="dxa" w:w="100"/>
+            </w:tcMar>
+          </w:tcPr>
+          <w:p>
+            <w:pPr>
+              <w:spacing w:after="0"/>
+            </w:pPr>
+            <w:r>
+              <w:rPr>
+                <w:b/>
+                <w:bCs/>
+                <w:color w:val="B97A12"/>
+                <w:sz w:val="16"/>
+                <w:szCs w:val="16"/>
+              </w:rPr>
+              <w:t xml:space="preserve">EXPLAIN YOUR REASONING</w:t>
+            </w:r>
+          </w:p>
+        </w:tc>
+      </w:tr>
+      <w:tr>
+        <w:trPr>
+          <w:cantSplit/>
+        </w:trPr>
+        <w:tc>
+          <w:tcPr>
+            <w:tcW w:type="dxa" w:w="2800"/>
+            <w:tcMar>
+              <w:top w:type="dxa" w:w="80"/>
+              <w:left w:type="dxa" w:w="100"/>
+              <w:bottom w:type="dxa" w:w="80"/>
+              <w:right w:type="dxa" w:w="100"/>
+            </w:tcMar>
+            <w:vAlign w:val="top"/>
+          </w:tcPr>
+          <w:p>
+            <w:pPr>
+              <w:spacing w:after="60"/>
+            </w:pPr>
+            <w:r>
+              <w:rPr>
+                <w:b/>
+                <w:bCs/>
+                <w:color w:val="12355B"/>
+                <w:sz w:val="21"/>
+                <w:szCs w:val="21"/>
+              </w:rPr>
+              <w:t xml:space="preserve">6.  </w:t>
+            </w:r>
+            <w:r>
+              <w:rPr>
+                <w:b/>
+                <w:bCs/>
+                <w:sz w:val="20"/>
+                <w:szCs w:val="20"/>
+              </w:rPr>
+              <w:t xml:space="preserve">How does the answer change for 2,000 passengers? Each ride carries 80 passengers and takes 12.5 minutes. How many MINUTES are needed?</w:t>
+            </w:r>
+          </w:p>
+          <w:p>
+            <w:pPr>
+              <w:spacing w:after="30"/>
+              <w:ind w:left="180"/>
+            </w:pPr>
+            <w:r>
+              <w:rPr>
+                <w:sz w:val="19"/>
+                <w:szCs w:val="19"/>
+              </w:rPr>
+              <w:t xml:space="preserve">A)  31.25 minutes</w:t>
+            </w:r>
+          </w:p>
+          <w:p>
+            <w:pPr>
+              <w:spacing w:after="30"/>
+              <w:ind w:left="180"/>
+            </w:pPr>
+            <w:r>
+              <w:rPr>
+                <w:sz w:val="19"/>
+                <w:szCs w:val="19"/>
+              </w:rPr>
+              <w:t xml:space="preserve">B)  300 minutes</w:t>
+            </w:r>
+          </w:p>
+          <w:p>
+            <w:pPr>
+              <w:spacing w:after="30"/>
+              <w:ind w:left="180"/>
+            </w:pPr>
+            <w:r>
+              <w:rPr>
+                <w:sz w:val="19"/>
+                <w:szCs w:val="19"/>
+              </w:rPr>
+              <w:t xml:space="preserve">C)  312.5 minutes</w:t>
+            </w:r>
+          </w:p>
+          <w:p>
+            <w:pPr>
+              <w:spacing w:after="30"/>
+              <w:ind w:left="180"/>
+            </w:pPr>
+            <w:r>
+              <w:rPr>
+                <w:sz w:val="19"/>
+                <w:szCs w:val="19"/>
+              </w:rPr>
+              <w:t xml:space="preserve">D)  3,125 minutes</w:t>
+            </w:r>
+          </w:p>
+        </w:tc>
+        <w:tc>
+          <w:tcPr>
+            <w:tcW w:type="dxa" w:w="3560"/>
+            <w:tcMar>
+              <w:top w:type="dxa" w:w="80"/>
+              <w:left w:type="dxa" w:w="100"/>
+              <w:bottom w:type="dxa" w:w="80"/>
+              <w:right w:type="dxa" w:w="100"/>
+            </w:tcMar>
+            <w:vAlign w:val="top"/>
+          </w:tcPr>
+          <w:p>
+            <w:pPr>
+              <w:spacing w:after="40"/>
+            </w:pPr>
+            <w:r>
+              <w:rPr>
+                <w:b/>
+                <w:bCs/>
+                <w:color w:val="1FA6A2"/>
+                <w:sz w:val="19"/>
+                <w:szCs w:val="19"/>
+              </w:rPr>
+              <w:t xml:space="preserve">Solution:  </w:t>
+            </w:r>
+            <w:r>
+              <w:rPr>
+                <w:b/>
+                <w:bCs/>
+                <w:sz w:val="19"/>
+                <w:szCs w:val="19"/>
+              </w:rPr>
+              <w:t xml:space="preserve">C)  312.5 minutes</w:t>
+            </w:r>
+          </w:p>
+          <w:p>
+            <w:pPr>
+              <w:spacing w:after="40"/>
+            </w:pPr>
+            <w:r>
+              <w:rPr>
+                <w:i/>
+                <w:iCs/>
+                <w:color w:val="5F6F80"/>
+                <w:sz w:val="18"/>
+                <w:szCs w:val="18"/>
+              </w:rPr>
+              <w:t xml:space="preserve">2,000 ÷ 80 = 25 rides, and 25 × 12.5 = 312.5 minutes — half the passengers, half the 625 minutes.</w:t>
+            </w:r>
+          </w:p>
+          <w:p>
+            <w:pPr>
+              <w:pBdr>
+                <w:bottom w:val="single" w:color="AFBECC" w:sz="6"/>
+              </w:pBdr>
+              <w:spacing w:after="30" w:before="150"/>
             </w:pPr>
             <w:r>
               <w:t xml:space="preserve"/>
@@ -3971,7 +5656,125 @@
           </w:p>
           <w:p>
             <w:pPr>
-              <w:spacing w:after="0" w:line="320"/>
+              <w:pBdr>
+                <w:bottom w:val="single" w:color="AFBECC" w:sz="6"/>
+              </w:pBdr>
+              <w:spacing w:after="30" w:before="150"/>
+            </w:pPr>
+            <w:r>
+              <w:t xml:space="preserve"/>
+            </w:r>
+          </w:p>
+        </w:tc>
+        <w:tc>
+          <w:tcPr>
+            <w:tcW w:type="dxa" w:w="3000"/>
+            <w:shd w:fill="FBF3E2" w:color="auto" w:val="clear"/>
+            <w:tcMar>
+              <w:top w:type="dxa" w:w="80"/>
+              <w:left w:type="dxa" w:w="100"/>
+              <w:bottom w:type="dxa" w:w="80"/>
+              <w:right w:type="dxa" w:w="100"/>
+            </w:tcMar>
+            <w:vAlign w:val="top"/>
+          </w:tcPr>
+          <w:p>
+            <w:pPr>
+              <w:spacing w:after="40"/>
+            </w:pPr>
+            <w:r>
+              <w:rPr>
+                <w:b/>
+                <w:bCs/>
+                <w:color w:val="12355B"/>
+                <w:sz w:val="19"/>
+                <w:szCs w:val="19"/>
+              </w:rPr>
+              <w:t xml:space="preserve">Because... </w:t>
+            </w:r>
+            <w:r>
+              <w:rPr>
+                <w:color w:val="AFBECC"/>
+                <w:sz w:val="19"/>
+                <w:szCs w:val="19"/>
+              </w:rPr>
+              <w:t xml:space="preserve">________________</w:t>
+            </w:r>
+          </w:p>
+          <w:p>
+            <w:pPr>
+              <w:pBdr>
+                <w:bottom w:val="single" w:color="AFBECC" w:sz="6"/>
+              </w:pBdr>
+              <w:spacing w:after="30" w:before="150"/>
+            </w:pPr>
+            <w:r>
+              <w:t xml:space="preserve"/>
+            </w:r>
+          </w:p>
+          <w:p>
+            <w:pPr>
+              <w:spacing w:after="40" w:before="80"/>
+            </w:pPr>
+            <w:r>
+              <w:rPr>
+                <w:b/>
+                <w:bCs/>
+                <w:color w:val="6B4FA0"/>
+                <w:sz w:val="19"/>
+                <w:szCs w:val="19"/>
+              </w:rPr>
+              <w:t xml:space="preserve">Although... </w:t>
+            </w:r>
+            <w:r>
+              <w:rPr>
+                <w:color w:val="AFBECC"/>
+                <w:sz w:val="19"/>
+                <w:szCs w:val="19"/>
+              </w:rPr>
+              <w:t xml:space="preserve">_______________</w:t>
+            </w:r>
+          </w:p>
+          <w:p>
+            <w:pPr>
+              <w:pBdr>
+                <w:bottom w:val="single" w:color="AFBECC" w:sz="6"/>
+              </w:pBdr>
+              <w:spacing w:after="30" w:before="150"/>
+            </w:pPr>
+            <w:r>
+              <w:t xml:space="preserve"/>
+            </w:r>
+          </w:p>
+          <w:p>
+            <w:pPr>
+              <w:spacing w:after="40" w:before="80"/>
+            </w:pPr>
+            <w:r>
+              <w:rPr>
+                <w:b/>
+                <w:bCs/>
+                <w:color w:val="1FA6A2"/>
+                <w:sz w:val="19"/>
+                <w:szCs w:val="19"/>
+              </w:rPr>
+              <w:t xml:space="preserve">Therefore... </w:t>
+            </w:r>
+            <w:r>
+              <w:rPr>
+                <w:color w:val="AFBECC"/>
+                <w:sz w:val="19"/>
+                <w:szCs w:val="19"/>
+              </w:rPr>
+              <w:t xml:space="preserve">______________</w:t>
+            </w:r>
+          </w:p>
+          <w:p>
+            <w:pPr>
+              <w:pBdr>
+                <w:bottom w:val="single" w:color="AFBECC" w:sz="6"/>
+              </w:pBdr>
+              <w:spacing w:after="30" w:before="150"/>
             </w:pPr>
             <w:r>
               <w:t xml:space="preserve"/>
@@ -3980,6 +5783,14 @@
         </w:tc>
       </w:tr>
     </w:tbl>
+    <w:p>
+      <w:pPr>
+        <w:spacing w:after="80"/>
+      </w:pPr>
+      <w:r>
+        <w:t xml:space="preserve"/>
+      </w:r>
+    </w:p>
     <w:p>
       <w:pPr>
         <w:pStyle w:val="Heading1"/>
@@ -4098,6 +5909,149 @@
         <w:t xml:space="preserve"/>
       </w:r>
     </w:p>
+    <w:p>
+      <w:pPr>
+        <w:spacing w:after="60"/>
+      </w:pPr>
+      <w:r>
+        <w:t xml:space="preserve"/>
+      </w:r>
+    </w:p>
+    <w:tbl>
+      <w:tblPr>
+        <w:tblW w:type="dxa" w:w="9360"/>
+        <w:tblBorders>
+          <w:top w:val="single" w:color="C7D2DD" w:sz="6"/>
+          <w:left w:val="single" w:color="C7D2DD" w:sz="6"/>
+          <w:bottom w:val="single" w:color="C7D2DD" w:sz="6"/>
+          <w:right w:val="single" w:color="C7D2DD" w:sz="6"/>
+          <w:insideH w:val="single" w:color="C7D2DD" w:sz="6"/>
+          <w:insideV w:val="single" w:color="C7D2DD" w:sz="6"/>
+        </w:tblBorders>
+      </w:tblPr>
+      <w:tblGrid>
+        <w:gridCol w:w="3120"/>
+        <w:gridCol w:w="3120"/>
+        <w:gridCol w:w="3120"/>
+      </w:tblGrid>
+      <w:tr>
+        <w:trPr>
+          <w:cantSplit/>
+          <w:tblHeader/>
+        </w:trPr>
+        <w:tc>
+          <w:tcPr>
+            <w:tcW w:type="dxa" w:w="9360"/>
+            <w:gridSpan w:val="3"/>
+            <w:shd w:fill="EEF4F8" w:color="auto" w:val="clear"/>
+            <w:tcMar>
+              <w:top w:type="dxa" w:w="60"/>
+              <w:left w:type="dxa" w:w="100"/>
+              <w:bottom w:type="dxa" w:w="60"/>
+              <w:right w:type="dxa" w:w="100"/>
+            </w:tcMar>
+          </w:tcPr>
+          <w:p>
+            <w:pPr>
+              <w:spacing w:after="0"/>
+            </w:pPr>
+            <w:r>
+              <w:rPr>
+                <w:b/>
+                <w:bCs/>
+                <w:color w:val="12355B"/>
+                <w:sz w:val="18"/>
+                <w:szCs w:val="18"/>
+              </w:rPr>
+              <w:t xml:space="preserve">EXIT CHECK · 3-POINT SELF-ASSESSMENT CHECKLIST</w:t>
+            </w:r>
+          </w:p>
+        </w:tc>
+      </w:tr>
+      <w:tr>
+        <w:trPr>
+          <w:cantSplit/>
+        </w:trPr>
+        <w:tc>
+          <w:tcPr>
+            <w:tcW w:type="dxa" w:w="3120"/>
+            <w:tcMar>
+              <w:top w:type="dxa" w:w="80"/>
+              <w:left w:type="dxa" w:w="100"/>
+              <w:bottom w:type="dxa" w:w="80"/>
+              <w:right w:type="dxa" w:w="100"/>
+            </w:tcMar>
+          </w:tcPr>
+          <w:p>
+            <w:pPr>
+              <w:spacing w:after="0"/>
+            </w:pPr>
+            <w:r>
+              <w:rPr>
+                <w:b/>
+                <w:bCs/>
+                <w:color w:val="1A2733"/>
+                <w:sz w:val="18"/>
+                <w:szCs w:val="18"/>
+              </w:rPr>
+              <w:t xml:space="preserve">☐ 1. Units &amp; Labels Verified</w:t>
+            </w:r>
+          </w:p>
+        </w:tc>
+        <w:tc>
+          <w:tcPr>
+            <w:tcW w:type="dxa" w:w="3120"/>
+            <w:tcMar>
+              <w:top w:type="dxa" w:w="80"/>
+              <w:left w:type="dxa" w:w="100"/>
+              <w:bottom w:type="dxa" w:w="80"/>
+              <w:right w:type="dxa" w:w="100"/>
+            </w:tcMar>
+          </w:tcPr>
+          <w:p>
+            <w:pPr>
+              <w:spacing w:after="0"/>
+            </w:pPr>
+            <w:r>
+              <w:rPr>
+                <w:b/>
+                <w:bCs/>
+                <w:color w:val="1A2733"/>
+                <w:sz w:val="18"/>
+                <w:szCs w:val="18"/>
+              </w:rPr>
+              <w:t xml:space="preserve">☐ 2. Reasoning Stated (Because / Although / Therefore)</w:t>
+            </w:r>
+          </w:p>
+        </w:tc>
+        <w:tc>
+          <w:tcPr>
+            <w:tcW w:type="dxa" w:w="3120"/>
+            <w:tcMar>
+              <w:top w:type="dxa" w:w="80"/>
+              <w:left w:type="dxa" w:w="100"/>
+              <w:bottom w:type="dxa" w:w="80"/>
+              <w:right w:type="dxa" w:w="100"/>
+            </w:tcMar>
+          </w:tcPr>
+          <w:p>
+            <w:pPr>
+              <w:spacing w:after="0"/>
+            </w:pPr>
+            <w:r>
+              <w:rPr>
+                <w:b/>
+                <w:bCs/>
+                <w:color w:val="1A2733"/>
+                <w:sz w:val="18"/>
+                <w:szCs w:val="18"/>
+              </w:rPr>
+              <w:t xml:space="preserve">☐ 3. Calculations Double-Checked</w:t>
+            </w:r>
+          </w:p>
+        </w:tc>
+      </w:tr>
+    </w:tbl>
     <w:p>
       <w:pPr>
         <w:pStyle w:val="Heading1"/>
